--- a/lessons/8-5/downloads/8-5-notes-teacher.docx
+++ b/lessons/8-5/downloads/8-5-notes-teacher.docx
@@ -14,7 +14,7 @@
           <w:sz w:val="18"/>
           <w:szCs w:val="18"/>
         </w:rPr>
-        <w:t xml:space="preserve">UNIT 8  ·  LESSON 5      STANDARD 6.SP.4</w:t>
+        <w:t xml:space="preserve">UNIT 8  ·  LESSON 5      STANDARD 6.DS.5</w:t>
       </w:r>
     </w:p>
     <w:p>
@@ -2038,7 +2038,7 @@
           <w:sz w:val="20"/>
           <w:szCs w:val="20"/>
         </w:rPr>
-        <w:t xml:space="preserve">Team A's IQR is ___ and Team B's IQR is ___. Team A's middle 50% scores between ___ and ___. The fan is wrong because ___. The box plot shows that ___ is more consistent because ___.</w:t>
+        <w:t xml:space="preserve">Team A's IQR is ___ and Team B's IQR is ___. Team B's middle 50% scores between ___ and ___. The fan is wrong because ___. The box plot shows that Team B is more consistent because its Q1 and median are higher and its IQR (10) is smaller, while ___.</w:t>
       </w:r>
     </w:p>
     <w:p>
@@ -2612,6 +2612,32 @@
     </w:p>
     <w:p>
       <w:pPr>
+        <w:pStyle w:val="Heading2"/>
+        <w:spacing w:after="80" w:before="180"/>
+      </w:pPr>
+      <w:r>
+        <w:rPr>
+          <w:b/>
+          <w:bCs/>
+          <w:color w:val="12355B"/>
+          <w:sz w:val="24"/>
+          <w:szCs w:val="24"/>
+        </w:rPr>
+        <w:t xml:space="preserve">Level 1 Support</w:t>
+      </w:r>
+      <w:r>
+        <w:rPr>
+          <w:i/>
+          <w:iCs/>
+          <w:color w:val="1FA6A2"/>
+          <w:sz w:val="19"/>
+          <w:szCs w:val="19"/>
+        </w:rPr>
+        <w:t xml:space="preserve">   extra scaffolding</w:t>
+      </w:r>
+    </w:p>
+    <w:p>
+      <w:pPr>
         <w:keepNext/>
         <w:spacing w:after="60" w:before="160"/>
       </w:pPr>
@@ -2872,6 +2898,32 @@
     </w:tbl>
     <w:p>
       <w:pPr>
+        <w:pStyle w:val="Heading2"/>
+        <w:spacing w:after="80" w:before="180"/>
+      </w:pPr>
+      <w:r>
+        <w:rPr>
+          <w:b/>
+          <w:bCs/>
+          <w:color w:val="12355B"/>
+          <w:sz w:val="24"/>
+          <w:szCs w:val="24"/>
+        </w:rPr>
+        <w:t xml:space="preserve">On Level</w:t>
+      </w:r>
+      <w:r>
+        <w:rPr>
+          <w:i/>
+          <w:iCs/>
+          <w:color w:val="12355B"/>
+          <w:sz w:val="19"/>
+          <w:szCs w:val="19"/>
+        </w:rPr>
+        <w:t xml:space="preserve">   grade-level practice</w:t>
+      </w:r>
+    </w:p>
+    <w:p>
+      <w:pPr>
         <w:keepNext/>
         <w:spacing w:after="60" w:before="160"/>
       </w:pPr>
@@ -3002,136 +3054,6 @@
     </w:tbl>
     <w:p>
       <w:pPr>
-        <w:keepNext/>
-        <w:spacing w:after="60" w:before="160"/>
-      </w:pPr>
-      <w:r>
-        <w:rPr>
-          <w:b/>
-          <w:bCs/>
-          <w:color w:val="12355B"/>
-          <w:sz w:val="22"/>
-          <w:szCs w:val="22"/>
-        </w:rPr>
-        <w:t xml:space="preserve">4.  </w:t>
-      </w:r>
-      <w:r>
-        <w:rPr>
-          <w:b/>
-          <w:bCs/>
-          <w:sz w:val="21"/>
-          <w:szCs w:val="21"/>
-        </w:rPr>
-        <w:t xml:space="preserve">The Hawks' points per quarter are 2, 4, 5, 7, 8, 10, 12. Resting on the scoreboard, what are the minimum, median, and maximum?</w:t>
-      </w:r>
-    </w:p>
-    <w:p>
-      <w:pPr>
-        <w:spacing w:after="40"/>
-        <w:ind w:left="420"/>
-      </w:pPr>
-      <w:r>
-        <w:rPr>
-          <w:sz w:val="20"/>
-          <w:szCs w:val="20"/>
-        </w:rPr>
-        <w:t xml:space="preserve">A)  Minimum 2, median 7, maximum 12</w:t>
-      </w:r>
-    </w:p>
-    <w:p>
-      <w:pPr>
-        <w:spacing w:after="40"/>
-        <w:ind w:left="420"/>
-      </w:pPr>
-      <w:r>
-        <w:rPr>
-          <w:sz w:val="20"/>
-          <w:szCs w:val="20"/>
-        </w:rPr>
-        <w:t xml:space="preserve">B)  Minimum 2, median 5, maximum 12</w:t>
-      </w:r>
-    </w:p>
-    <w:p>
-      <w:pPr>
-        <w:spacing w:after="40"/>
-        <w:ind w:left="420"/>
-      </w:pPr>
-      <w:r>
-        <w:rPr>
-          <w:sz w:val="20"/>
-          <w:szCs w:val="20"/>
-        </w:rPr>
-        <w:t xml:space="preserve">C)  Minimum 0, median 7, maximum 12</w:t>
-      </w:r>
-    </w:p>
-    <w:p>
-      <w:pPr>
-        <w:spacing w:after="40"/>
-        <w:ind w:left="420"/>
-      </w:pPr>
-      <w:r>
-        <w:rPr>
-          <w:sz w:val="20"/>
-          <w:szCs w:val="20"/>
-        </w:rPr>
-        <w:t xml:space="preserve">D)  Minimum 2, median 8, maximum 10</w:t>
-      </w:r>
-    </w:p>
-    <w:p>
-      <w:pPr>
-        <w:spacing w:after="20"/>
-      </w:pPr>
-      <w:r>
-        <w:t xml:space="preserve"/>
-      </w:r>
-    </w:p>
-    <w:tbl>
-      <w:tblPr>
-        <w:tblW w:type="pct" w:w="100%"/>
-        <w:tblBorders>
-          <w:top w:val="single" w:color="C7D2DD" w:sz="6"/>
-          <w:left w:val="single" w:color="C7D2DD" w:sz="6"/>
-          <w:bottom w:val="single" w:color="C7D2DD" w:sz="6"/>
-          <w:right w:val="single" w:color="C7D2DD" w:sz="6"/>
-          <w:insideH w:val="single" w:color="auto" w:sz="4"/>
-          <w:insideV w:val="single" w:color="auto" w:sz="4"/>
-        </w:tblBorders>
-      </w:tblPr>
-      <w:tblGrid>
-        <w:gridCol w:w="100"/>
-      </w:tblGrid>
-      <w:tr>
-        <w:tc>
-          <w:tcPr>
-            <w:shd w:fill="FBF3E2" w:color="auto" w:val="clear"/>
-            <w:tcMar>
-              <w:top w:type="dxa" w:w="60"/>
-              <w:left w:type="dxa" w:w="120"/>
-              <w:bottom w:type="dxa" w:w="60"/>
-              <w:right w:type="dxa" w:w="120"/>
-            </w:tcMar>
-          </w:tcPr>
-          <w:p>
-            <w:pPr>
-              <w:spacing w:after="0" w:line="320"/>
-            </w:pPr>
-            <w:r>
-              <w:t xml:space="preserve"/>
-            </w:r>
-          </w:p>
-          <w:p>
-            <w:pPr>
-              <w:spacing w:after="0" w:line="320"/>
-            </w:pPr>
-            <w:r>
-              <w:t xml:space="preserve"/>
-            </w:r>
-          </w:p>
-        </w:tc>
-      </w:tr>
-    </w:tbl>
-    <w:p>
-      <w:pPr>
         <w:pStyle w:val="Heading1"/>
         <w:pageBreakBefore/>
         <w:pBdr>
@@ -3500,23 +3422,17 @@
     </w:p>
     <w:p>
       <w:pPr>
-        <w:spacing w:after="80"/>
-      </w:pPr>
-      <w:r>
-        <w:rPr>
-          <w:b/>
-          <w:bCs/>
-          <w:sz w:val="21"/>
-          <w:szCs w:val="21"/>
-        </w:rPr>
-        <w:t xml:space="preserve">1.  </w:t>
-      </w:r>
-      <w:r>
-        <w:rPr>
-          <w:sz w:val="21"/>
-          <w:szCs w:val="21"/>
-        </w:rPr>
-        <w:t xml:space="preserve">A)  50%</w:t>
+        <w:spacing w:after="100"/>
+      </w:pPr>
+      <w:r>
+        <w:rPr>
+          <w:b/>
+          <w:bCs/>
+          <w:color w:val="B97A12"/>
+          <w:sz w:val="20"/>
+          <w:szCs w:val="20"/>
+        </w:rPr>
+        <w:t xml:space="preserve">Watch for this mistake:  </w:t>
       </w:r>
       <w:r>
         <w:rPr>
@@ -3526,7 +3442,23 @@
           <w:sz w:val="19"/>
           <w:szCs w:val="19"/>
         </w:rPr>
-        <w:t xml:space="preserve">  — The box in a box plot contains the middle 50% of the data (from Q1 to Q3).</w:t>
+        <w:t xml:space="preserve">A common mistake in Display Data: Box Plots is treating a quartile as just one data point instead of the median of a half — for the lower half 4, 8, 10, 14, some students pick 10 (the last value) as Q1 instead of finding the median of that half: Q1 = (8 + 10) ÷ 2 = 9. A second common slip is finding IQR by adding the quartiles instead of subtracting, writing IQR = Q3 + Q1 (like 30 + 18 = 48) instead of IQR = Q3 − Q1 (30 − 18 = 12) — always order the data first, then subtract Q1 from Q3 to find the spread of the middle 50%.</w:t>
+      </w:r>
+    </w:p>
+    <w:p>
+      <w:pPr>
+        <w:pStyle w:val="Heading2"/>
+        <w:spacing w:after="80" w:before="180"/>
+      </w:pPr>
+      <w:r>
+        <w:rPr>
+          <w:b/>
+          <w:bCs/>
+          <w:color w:val="12355B"/>
+          <w:sz w:val="24"/>
+          <w:szCs w:val="24"/>
+        </w:rPr>
+        <w:t xml:space="preserve">Level 1 Support</w:t>
       </w:r>
     </w:p>
     <w:p>
@@ -3540,14 +3472,14 @@
           <w:sz w:val="21"/>
           <w:szCs w:val="21"/>
         </w:rPr>
-        <w:t xml:space="preserve">2.  </w:t>
-      </w:r>
-      <w:r>
-        <w:rPr>
-          <w:sz w:val="21"/>
-          <w:szCs w:val="21"/>
-        </w:rPr>
-        <w:t xml:space="preserve">A)  23</w:t>
+        <w:t xml:space="preserve">1.  </w:t>
+      </w:r>
+      <w:r>
+        <w:rPr>
+          <w:sz w:val="21"/>
+          <w:szCs w:val="21"/>
+        </w:rPr>
+        <w:t xml:space="preserve">A)  50%</w:t>
       </w:r>
       <w:r>
         <w:rPr>
@@ -3557,7 +3489,7 @@
           <w:sz w:val="19"/>
           <w:szCs w:val="19"/>
         </w:rPr>
-        <w:t xml:space="preserve">  — Range = max − min = 31 − 8 = 23.</w:t>
+        <w:t xml:space="preserve">  — The box in a box plot contains the middle 50% of the data (from Q1 to Q3).</w:t>
       </w:r>
     </w:p>
     <w:p>
@@ -3571,14 +3503,14 @@
           <w:sz w:val="21"/>
           <w:szCs w:val="21"/>
         </w:rPr>
-        <w:t xml:space="preserve">3.  </w:t>
-      </w:r>
-      <w:r>
-        <w:rPr>
-          <w:sz w:val="21"/>
-          <w:szCs w:val="21"/>
-        </w:rPr>
-        <w:t xml:space="preserve">A)  Team A's middle 50% is more consistent; Team B's is more spread out</w:t>
+        <w:t xml:space="preserve">2.  </w:t>
+      </w:r>
+      <w:r>
+        <w:rPr>
+          <w:sz w:val="21"/>
+          <w:szCs w:val="21"/>
+        </w:rPr>
+        <w:t xml:space="preserve">A)  23</w:t>
       </w:r>
       <w:r>
         <w:rPr>
@@ -3588,7 +3520,23 @@
           <w:sz w:val="19"/>
           <w:szCs w:val="19"/>
         </w:rPr>
-        <w:t xml:space="preserve">  — A smaller IQR means the middle 50% of data is more tightly clustered. Team A's scoring is more consistent in the middle range.</w:t>
+        <w:t xml:space="preserve">  — Range = max − min = 31 − 8 = 23.</w:t>
+      </w:r>
+    </w:p>
+    <w:p>
+      <w:pPr>
+        <w:pStyle w:val="Heading2"/>
+        <w:spacing w:after="80" w:before="180"/>
+      </w:pPr>
+      <w:r>
+        <w:rPr>
+          <w:b/>
+          <w:bCs/>
+          <w:color w:val="12355B"/>
+          <w:sz w:val="24"/>
+          <w:szCs w:val="24"/>
+        </w:rPr>
+        <w:t xml:space="preserve">On Level</w:t>
       </w:r>
     </w:p>
     <w:p>
@@ -3602,14 +3550,14 @@
           <w:sz w:val="21"/>
           <w:szCs w:val="21"/>
         </w:rPr>
-        <w:t xml:space="preserve">4.  </w:t>
-      </w:r>
-      <w:r>
-        <w:rPr>
-          <w:sz w:val="21"/>
-          <w:szCs w:val="21"/>
-        </w:rPr>
-        <w:t xml:space="preserve">A)  Minimum 2, median 7, maximum 12</w:t>
+        <w:t xml:space="preserve">3.  </w:t>
+      </w:r>
+      <w:r>
+        <w:rPr>
+          <w:sz w:val="21"/>
+          <w:szCs w:val="21"/>
+        </w:rPr>
+        <w:t xml:space="preserve">A)  Team A's middle 50% is more consistent; Team B's is more spread out</w:t>
       </w:r>
       <w:r>
         <w:rPr>
@@ -3619,7 +3567,7 @@
           <w:sz w:val="19"/>
           <w:szCs w:val="19"/>
         </w:rPr>
-        <w:t xml:space="preserve">  — The data is already in order. The smallest value is 2 and the largest is 12. There are 7 values, so the median is the 4th value, which is 7.</w:t>
+        <w:t xml:space="preserve">  — A smaller IQR means the middle 50% of data is more tightly clustered. Team A's scoring is more consistent in the middle range.</w:t>
       </w:r>
     </w:p>
     <w:p>

--- a/lessons/8-5/downloads/8-5-notes-teacher.docx
+++ b/lessons/8-5/downloads/8-5-notes-teacher.docx
@@ -1423,7 +1423,22 @@
           <w:sz w:val="30"/>
           <w:szCs w:val="30"/>
         </w:rPr>
-        <w:t xml:space="preserve">Worked Example</w:t>
+        <w:t xml:space="preserve">Write About the Math</w:t>
+      </w:r>
+    </w:p>
+    <w:p>
+      <w:pPr>
+        <w:spacing w:after="100"/>
+      </w:pPr>
+      <w:r>
+        <w:rPr>
+          <w:i/>
+          <w:iCs/>
+          <w:color w:val="5F6F80"/>
+          <w:sz w:val="19"/>
+          <w:szCs w:val="19"/>
+        </w:rPr>
+        <w:t xml:space="preserve">Use the support level you need. Every level answers the same math question.</w:t>
       </w:r>
     </w:p>
     <w:p>
@@ -1439,17 +1454,17 @@
           <w:sz w:val="24"/>
           <w:szCs w:val="24"/>
         </w:rPr>
-        <w:t xml:space="preserve">Watch &amp; Read</w:t>
+        <w:t xml:space="preserve">1. Understand the Question</w:t>
       </w:r>
       <w:r>
         <w:rPr>
           <w:i/>
           <w:iCs/>
-          <w:color w:val="1FA6A2"/>
-          <w:sz w:val="19"/>
-          <w:szCs w:val="19"/>
-        </w:rPr>
-        <w:t xml:space="preserve">   I Do — follow along with your teacher</w:t>
+          <w:color w:val="B97A12"/>
+          <w:sz w:val="19"/>
+          <w:szCs w:val="19"/>
+        </w:rPr>
+        <w:t xml:space="preserve">   explain</w:t>
       </w:r>
     </w:p>
     <w:tbl>
@@ -1484,25 +1499,360 @@
             </w:pPr>
             <w:r>
               <w:rPr>
+                <w:color w:val="1A2733"/>
+                <w:sz w:val="21"/>
+                <w:szCs w:val="21"/>
+              </w:rPr>
+              <w:t xml:space="preserve">As you draw the box from Q1 to Q3, what does the length of the box tell you about the players' scores?</w:t>
+            </w:r>
+          </w:p>
+          <w:p>
+            <w:pPr>
+              <w:spacing w:after="0"/>
+            </w:pPr>
+            <w:r>
+              <w:rPr>
                 <w:b/>
                 <w:bCs/>
                 <w:color w:val="12355B"/>
-                <w:sz w:val="22"/>
-                <w:szCs w:val="22"/>
+                <w:sz w:val="20"/>
+                <w:szCs w:val="20"/>
               </w:rPr>
-              <w:t xml:space="preserve">Team Scoring Breakdown</w:t>
-            </w:r>
-          </w:p>
-          <w:p>
-            <w:pPr>
-              <w:spacing w:after="0"/>
-            </w:pPr>
+              <w:t xml:space="preserve">Your job:  </w:t>
+            </w:r>
             <w:r>
               <w:rPr>
+                <w:sz w:val="20"/>
+                <w:szCs w:val="20"/>
+              </w:rPr>
+              <w:t xml:space="preserve">Answer the question. Use math evidence. Explain how the evidence proves your answer.</w:t>
+            </w:r>
+            <w:r>
+              <w:rPr>
+                <w:i/>
+                <w:iCs/>
+                <w:color w:val="5F6F80"/>
+                <w:sz w:val="18"/>
+                <w:szCs w:val="18"/>
+              </w:rPr>
+              <w:br/>
+              <w:t xml:space="preserve">Responde la pregunta. Usa evidencia matemática. Explica cómo la evidencia demuestra tu respuesta.</w:t>
+            </w:r>
+          </w:p>
+        </w:tc>
+      </w:tr>
+    </w:tbl>
+    <w:p>
+      <w:pPr>
+        <w:pStyle w:val="Heading2"/>
+        <w:spacing w:after="80" w:before="180"/>
+      </w:pPr>
+      <w:r>
+        <w:rPr>
+          <w:b/>
+          <w:bCs/>
+          <w:color w:val="12355B"/>
+          <w:sz w:val="24"/>
+          <w:szCs w:val="24"/>
+        </w:rPr>
+        <w:t xml:space="preserve">2. Plan Your Math Words</w:t>
+      </w:r>
+      <w:r>
+        <w:rPr>
+          <w:i/>
+          <w:iCs/>
+          <w:color w:val="1FA6A2"/>
+          <w:sz w:val="19"/>
+          <w:szCs w:val="19"/>
+        </w:rPr>
+        <w:t xml:space="preserve">   check at least two</w:t>
+      </w:r>
+    </w:p>
+    <w:p>
+      <w:pPr>
+        <w:spacing w:after="60"/>
+      </w:pPr>
+      <w:r>
+        <w:rPr>
+          <w:b/>
+          <w:bCs/>
+          <w:color w:val="1FA6A2"/>
+          <w:sz w:val="22"/>
+          <w:szCs w:val="22"/>
+        </w:rPr>
+        <w:t xml:space="preserve">☐  </w:t>
+      </w:r>
+      <w:r>
+        <w:rPr>
+          <w:b/>
+          <w:bCs/>
+          <w:color w:val="12355B"/>
+          <w:sz w:val="20"/>
+          <w:szCs w:val="20"/>
+        </w:rPr>
+        <w:t xml:space="preserve">Box Plot — </w:t>
+      </w:r>
+      <w:r>
+        <w:rPr>
+          <w:sz w:val="20"/>
+          <w:szCs w:val="20"/>
+        </w:rPr>
+        <w:t xml:space="preserve">A graph that shows how data is spread using five key numbers.</w:t>
+      </w:r>
+      <w:r>
+        <w:rPr>
+          <w:i/>
+          <w:iCs/>
+          <w:color w:val="5F6F80"/>
+          <w:sz w:val="18"/>
+          <w:szCs w:val="18"/>
+        </w:rPr>
+        <w:br/>
+        <w:t xml:space="preserve">Diagrama de caja — Una gráfica que muestra cómo se reparten los datos con cinco números clave.</w:t>
+      </w:r>
+    </w:p>
+    <w:p>
+      <w:pPr>
+        <w:spacing w:after="60"/>
+      </w:pPr>
+      <w:r>
+        <w:rPr>
+          <w:b/>
+          <w:bCs/>
+          <w:color w:val="1FA6A2"/>
+          <w:sz w:val="22"/>
+          <w:szCs w:val="22"/>
+        </w:rPr>
+        <w:t xml:space="preserve">☐  </w:t>
+      </w:r>
+      <w:r>
+        <w:rPr>
+          <w:b/>
+          <w:bCs/>
+          <w:color w:val="12355B"/>
+          <w:sz w:val="20"/>
+          <w:szCs w:val="20"/>
+        </w:rPr>
+        <w:t xml:space="preserve">Median — </w:t>
+      </w:r>
+      <w:r>
+        <w:rPr>
+          <w:sz w:val="20"/>
+          <w:szCs w:val="20"/>
+        </w:rPr>
+        <w:t xml:space="preserve">The middle number that splits the data in half.</w:t>
+      </w:r>
+      <w:r>
+        <w:rPr>
+          <w:i/>
+          <w:iCs/>
+          <w:color w:val="5F6F80"/>
+          <w:sz w:val="18"/>
+          <w:szCs w:val="18"/>
+        </w:rPr>
+        <w:br/>
+        <w:t xml:space="preserve">Mediana — El número del medio que divide los datos en dos mitades.</w:t>
+      </w:r>
+    </w:p>
+    <w:p>
+      <w:pPr>
+        <w:spacing w:after="60"/>
+      </w:pPr>
+      <w:r>
+        <w:rPr>
+          <w:b/>
+          <w:bCs/>
+          <w:color w:val="1FA6A2"/>
+          <w:sz w:val="22"/>
+          <w:szCs w:val="22"/>
+        </w:rPr>
+        <w:t xml:space="preserve">☐  </w:t>
+      </w:r>
+      <w:r>
+        <w:rPr>
+          <w:b/>
+          <w:bCs/>
+          <w:color w:val="12355B"/>
+          <w:sz w:val="20"/>
+          <w:szCs w:val="20"/>
+        </w:rPr>
+        <w:t xml:space="preserve">Quartile — </w:t>
+      </w:r>
+      <w:r>
+        <w:rPr>
+          <w:sz w:val="20"/>
+          <w:szCs w:val="20"/>
+        </w:rPr>
+        <w:t xml:space="preserve">Numbers that split the data into four equal parts.</w:t>
+      </w:r>
+      <w:r>
+        <w:rPr>
+          <w:i/>
+          <w:iCs/>
+          <w:color w:val="5F6F80"/>
+          <w:sz w:val="18"/>
+          <w:szCs w:val="18"/>
+        </w:rPr>
+        <w:br/>
+        <w:t xml:space="preserve">Cuartil — Números que dividen los datos en cuatro partes iguales.</w:t>
+      </w:r>
+    </w:p>
+    <w:p>
+      <w:pPr>
+        <w:spacing w:after="60"/>
+      </w:pPr>
+      <w:r>
+        <w:rPr>
+          <w:b/>
+          <w:bCs/>
+          <w:color w:val="1FA6A2"/>
+          <w:sz w:val="22"/>
+          <w:szCs w:val="22"/>
+        </w:rPr>
+        <w:t xml:space="preserve">☐  </w:t>
+      </w:r>
+      <w:r>
+        <w:rPr>
+          <w:b/>
+          <w:bCs/>
+          <w:color w:val="12355B"/>
+          <w:sz w:val="20"/>
+          <w:szCs w:val="20"/>
+        </w:rPr>
+        <w:t xml:space="preserve">Interquartile Range — </w:t>
+      </w:r>
+      <w:r>
+        <w:rPr>
+          <w:sz w:val="20"/>
+          <w:szCs w:val="20"/>
+        </w:rPr>
+        <w:t xml:space="preserve">The spread of the middle half of the data (Q3 − Q1).</w:t>
+      </w:r>
+      <w:r>
+        <w:rPr>
+          <w:i/>
+          <w:iCs/>
+          <w:color w:val="5F6F80"/>
+          <w:sz w:val="18"/>
+          <w:szCs w:val="18"/>
+        </w:rPr>
+        <w:br/>
+        <w:t xml:space="preserve">Rango intercuartílico — La extensión de la mitad central de los datos (Q3 − Q1).</w:t>
+      </w:r>
+    </w:p>
+    <w:p>
+      <w:pPr>
+        <w:spacing w:after="60"/>
+      </w:pPr>
+      <w:r>
+        <w:rPr>
+          <w:b/>
+          <w:bCs/>
+          <w:color w:val="1FA6A2"/>
+          <w:sz w:val="22"/>
+          <w:szCs w:val="22"/>
+        </w:rPr>
+        <w:t xml:space="preserve">☐  </w:t>
+      </w:r>
+      <w:r>
+        <w:rPr>
+          <w:b/>
+          <w:bCs/>
+          <w:color w:val="12355B"/>
+          <w:sz w:val="20"/>
+          <w:szCs w:val="20"/>
+        </w:rPr>
+        <w:t xml:space="preserve">Data distribution — </w:t>
+      </w:r>
+      <w:r>
+        <w:rPr>
+          <w:sz w:val="20"/>
+          <w:szCs w:val="20"/>
+        </w:rPr>
+        <w:t xml:space="preserve">How the data looks: where it sits and how spread out it is.</w:t>
+      </w:r>
+      <w:r>
+        <w:rPr>
+          <w:i/>
+          <w:iCs/>
+          <w:color w:val="5F6F80"/>
+          <w:sz w:val="18"/>
+          <w:szCs w:val="18"/>
+        </w:rPr>
+        <w:br/>
+        <w:t xml:space="preserve">Distribución de datos — Cómo se ven los datos: dónde están y qué tan separados están.</w:t>
+      </w:r>
+    </w:p>
+    <w:tbl>
+      <w:tblPr>
+        <w:tblW w:type="pct" w:w="100%"/>
+        <w:tblBorders>
+          <w:top w:val="single" w:color="1FA6A2" w:sz="8"/>
+          <w:left w:val="single" w:color="1FA6A2" w:sz="8"/>
+          <w:bottom w:val="single" w:color="1FA6A2" w:sz="8"/>
+          <w:right w:val="single" w:color="1FA6A2" w:sz="8"/>
+          <w:insideH w:val="single" w:color="auto" w:sz="4"/>
+          <w:insideV w:val="single" w:color="auto" w:sz="4"/>
+        </w:tblBorders>
+      </w:tblPr>
+      <w:tblGrid>
+        <w:gridCol w:w="100"/>
+      </w:tblGrid>
+      <w:tr>
+        <w:tc>
+          <w:tcPr>
+            <w:shd w:fill="F7FFFD" w:color="auto" w:val="clear"/>
+            <w:tcMar>
+              <w:top w:type="dxa" w:w="120"/>
+              <w:left w:type="dxa" w:w="180"/>
+              <w:bottom w:type="dxa" w:w="120"/>
+              <w:right w:type="dxa" w:w="180"/>
+            </w:tcMar>
+          </w:tcPr>
+          <w:p>
+            <w:pPr>
+              <w:spacing w:after="50"/>
+            </w:pPr>
+            <w:r>
+              <w:rPr>
+                <w:b/>
+                <w:bCs/>
+                <w:color w:val="1FA6A2"/>
+                <w:sz w:val="20"/>
+                <w:szCs w:val="20"/>
+              </w:rPr>
+              <w:t xml:space="preserve">Say it first:  </w:t>
+            </w:r>
+            <w:r>
+              <w:rPr>
+                <w:sz w:val="20"/>
+                <w:szCs w:val="20"/>
+              </w:rPr>
+              <w:t xml:space="preserve">Say your idea to a partner or quietly to yourself before you write.</w:t>
+            </w:r>
+          </w:p>
+          <w:p>
+            <w:pPr>
+              <w:spacing w:after="60"/>
+            </w:pPr>
+            <w:r>
+              <w:rPr>
+                <w:color w:val="1A2733"/>
                 <w:sz w:val="21"/>
                 <w:szCs w:val="21"/>
               </w:rPr>
-              <w:t xml:space="preserve">The basketball league wants to compare scoring across teams. Here are the points scored by each player on the Wildcats in their last game: 4, 6, 8, 10, 12, 14, 15, 18, 22, 24, 28. The league needs a quick visual that shows the spread, the middle 50%, and any high or low scorers. Time to build a box plot!</w:t>
+              <w:t xml:space="preserve">The box covers the middle ___ of the scores.</w:t>
+            </w:r>
+            <w:r>
+              <w:rPr>
+                <w:i/>
+                <w:iCs/>
+                <w:color w:val="5F6F80"/>
+                <w:sz w:val="19"/>
+                <w:szCs w:val="19"/>
+              </w:rPr>
+              <w:br/>
+              <w:t xml:space="preserve">La caja cubre el ___ medio de los puntajes.</w:t>
             </w:r>
           </w:p>
         </w:tc>
@@ -1510,94 +1860,6 @@
     </w:tbl>
     <w:p>
       <w:pPr>
-        <w:spacing w:after="80"/>
-      </w:pPr>
-      <w:r>
-        <w:t xml:space="preserve"/>
-      </w:r>
-    </w:p>
-    <w:p>
-      <w:pPr>
-        <w:spacing w:after="50" w:before="60"/>
-      </w:pPr>
-      <w:r>
-        <w:rPr>
-          <w:b/>
-          <w:bCs/>
-          <w:color w:val="12355B"/>
-          <w:sz w:val="21"/>
-          <w:szCs w:val="21"/>
-        </w:rPr>
-        <w:t xml:space="preserve">Think about:</w:t>
-      </w:r>
-    </w:p>
-    <w:p>
-      <w:pPr>
-        <w:spacing w:after="40"/>
-        <w:ind w:left="300"/>
-      </w:pPr>
-      <w:r>
-        <w:rPr>
-          <w:sz w:val="20"/>
-          <w:szCs w:val="20"/>
-        </w:rPr>
-        <w:t xml:space="preserve">•  What are the lowest and highest scores?</w:t>
-      </w:r>
-    </w:p>
-    <w:p>
-      <w:pPr>
-        <w:spacing w:after="40"/>
-        <w:ind w:left="300"/>
-      </w:pPr>
-      <w:r>
-        <w:rPr>
-          <w:sz w:val="20"/>
-          <w:szCs w:val="20"/>
-        </w:rPr>
-        <w:t xml:space="preserve">•  What score is in the middle of the data?</w:t>
-      </w:r>
-    </w:p>
-    <w:p>
-      <w:pPr>
-        <w:spacing w:after="40"/>
-        <w:ind w:left="300"/>
-      </w:pPr>
-      <w:r>
-        <w:rPr>
-          <w:sz w:val="20"/>
-          <w:szCs w:val="20"/>
-        </w:rPr>
-        <w:t xml:space="preserve">•  Are the scores bunched together or spread out?</w:t>
-      </w:r>
-    </w:p>
-    <w:p>
-      <w:pPr>
-        <w:spacing w:after="40"/>
-        <w:ind w:left="300"/>
-      </w:pPr>
-      <w:r>
-        <w:rPr>
-          <w:sz w:val="20"/>
-          <w:szCs w:val="20"/>
-        </w:rPr>
-        <w:t xml:space="preserve">•  How can you show the spread of all this data in one picture?</w:t>
-      </w:r>
-    </w:p>
-    <w:p>
-      <w:pPr>
-        <w:spacing w:after="40"/>
-        <w:ind w:left="300"/>
-      </w:pPr>
-      <w:r>
-        <w:rPr>
-          <w:sz w:val="20"/>
-          <w:szCs w:val="20"/>
-        </w:rPr>
-        <w:t xml:space="preserve">•  What does the 'middle half' of the data look like?</w:t>
-      </w:r>
-    </w:p>
-    <w:p>
-      <w:pPr>
         <w:pStyle w:val="Heading2"/>
         <w:spacing w:after="80" w:before="180"/>
       </w:pPr>
@@ -1609,348 +1871,17 @@
           <w:sz w:val="24"/>
           <w:szCs w:val="24"/>
         </w:rPr>
-        <w:t xml:space="preserve">Solved Example</w:t>
+        <w:t xml:space="preserve">3. Build Your Explanation</w:t>
       </w:r>
       <w:r>
         <w:rPr>
           <w:i/>
           <w:iCs/>
-          <w:color w:val="1FA6A2"/>
-          <w:sz w:val="19"/>
-          <w:szCs w:val="19"/>
-        </w:rPr>
-        <w:t xml:space="preserve">   I Do — watch each step</w:t>
-      </w:r>
-    </w:p>
-    <w:p>
-      <w:pPr>
-        <w:keepNext/>
-        <w:spacing w:after="40"/>
-      </w:pPr>
-      <w:r>
-        <w:rPr>
-          <w:b/>
-          <w:bCs/>
-          <w:color w:val="12355B"/>
-          <w:sz w:val="21"/>
-          <w:szCs w:val="21"/>
-        </w:rPr>
-        <w:t xml:space="preserve">Problem:  </w:t>
-      </w:r>
-      <w:r>
-        <w:rPr>
-          <w:sz w:val="21"/>
-          <w:szCs w:val="21"/>
-        </w:rPr>
-        <w:t xml:space="preserve">A box plot shows: Min = 10, Q1 = 15, Median = 20, Q3 = 28, Max = 35. What is the interquartile range (IQR)?</w:t>
-      </w:r>
-    </w:p>
-    <w:p>
-      <w:pPr>
-        <w:spacing w:after="30"/>
-        <w:ind w:left="420"/>
-      </w:pPr>
-      <w:r>
-        <w:rPr>
-          <w:sz w:val="20"/>
-          <w:szCs w:val="20"/>
-        </w:rPr>
-        <w:t xml:space="preserve">A)  13</w:t>
-      </w:r>
-    </w:p>
-    <w:p>
-      <w:pPr>
-        <w:spacing w:after="30"/>
-        <w:ind w:left="420"/>
-      </w:pPr>
-      <w:r>
-        <w:rPr>
-          <w:sz w:val="20"/>
-          <w:szCs w:val="20"/>
-        </w:rPr>
-        <w:t xml:space="preserve">B)  25</w:t>
-      </w:r>
-    </w:p>
-    <w:p>
-      <w:pPr>
-        <w:spacing w:after="30"/>
-        <w:ind w:left="420"/>
-      </w:pPr>
-      <w:r>
-        <w:rPr>
-          <w:sz w:val="20"/>
-          <w:szCs w:val="20"/>
-        </w:rPr>
-        <w:t xml:space="preserve">C)  10</w:t>
-      </w:r>
-    </w:p>
-    <w:p>
-      <w:pPr>
-        <w:spacing w:after="30"/>
-        <w:ind w:left="420"/>
-      </w:pPr>
-      <w:r>
-        <w:rPr>
-          <w:sz w:val="20"/>
-          <w:szCs w:val="20"/>
-        </w:rPr>
-        <w:t xml:space="preserve">D)  20</w:t>
-      </w:r>
-    </w:p>
-    <w:p>
-      <w:pPr>
-        <w:spacing w:after="20" w:before="50"/>
-      </w:pPr>
-      <w:r>
-        <w:rPr>
-          <w:b/>
-          <w:bCs/>
-          <w:color w:val="1FA6A2"/>
-          <w:sz w:val="21"/>
-          <w:szCs w:val="21"/>
-        </w:rPr>
-        <w:t xml:space="preserve">Step 1:  </w:t>
-      </w:r>
-      <w:r>
-        <w:rPr>
-          <w:sz w:val="21"/>
-          <w:szCs w:val="21"/>
-        </w:rPr>
-        <w:t xml:space="preserve">IQR = Q3 − Q1 = 28 − 15 = 13.</w:t>
-      </w:r>
-    </w:p>
-    <w:p>
-      <w:pPr>
-        <w:spacing w:after="40" w:before="60"/>
-      </w:pPr>
-      <w:r>
-        <w:rPr>
-          <w:b/>
-          <w:bCs/>
-          <w:color w:val="12355B"/>
-          <w:sz w:val="21"/>
-          <w:szCs w:val="21"/>
-        </w:rPr>
-        <w:t xml:space="preserve">Answer:  </w:t>
-      </w:r>
-      <w:r>
-        <w:rPr>
-          <w:b/>
-          <w:bCs/>
-          <w:sz w:val="21"/>
-          <w:szCs w:val="21"/>
-        </w:rPr>
-        <w:t xml:space="preserve">A. 13</w:t>
-      </w:r>
-    </w:p>
-    <w:p>
-      <w:pPr>
-        <w:pStyle w:val="Heading1"/>
-        <w:pageBreakBefore/>
-        <w:pBdr>
-          <w:bottom w:val="single" w:color="1FA6A2" w:sz="14" w:space="6"/>
-        </w:pBdr>
-        <w:spacing w:after="140" w:before="0"/>
-      </w:pPr>
-      <w:r>
-        <w:rPr>
-          <w:b/>
-          <w:bCs/>
-          <w:color w:val="12355B"/>
-          <w:sz w:val="30"/>
-          <w:szCs w:val="30"/>
-        </w:rPr>
-        <w:t xml:space="preserve">Guided Practice</w:t>
-      </w:r>
-    </w:p>
-    <w:p>
-      <w:pPr>
-        <w:pStyle w:val="Heading2"/>
-        <w:spacing w:after="80" w:before="180"/>
-      </w:pPr>
-      <w:r>
-        <w:rPr>
-          <w:b/>
-          <w:bCs/>
-          <w:color w:val="12355B"/>
-          <w:sz w:val="24"/>
-          <w:szCs w:val="24"/>
-        </w:rPr>
-        <w:t xml:space="preserve">Solve Together</w:t>
-      </w:r>
-      <w:r>
-        <w:rPr>
-          <w:i/>
-          <w:iCs/>
-          <w:color w:val="6B4FA0"/>
-          <w:sz w:val="19"/>
-          <w:szCs w:val="19"/>
-        </w:rPr>
-        <w:t xml:space="preserve">   We Do — work with your class</w:t>
-      </w:r>
-    </w:p>
-    <w:p>
-      <w:pPr>
-        <w:keepNext/>
-        <w:spacing w:after="40" w:before="40"/>
-      </w:pPr>
-      <w:r>
-        <w:rPr>
-          <w:b/>
-          <w:bCs/>
-          <w:color w:val="12355B"/>
-          <w:sz w:val="21"/>
-          <w:szCs w:val="21"/>
-        </w:rPr>
-        <w:t xml:space="preserve">Problem:  </w:t>
-      </w:r>
-      <w:r>
-        <w:rPr>
-          <w:sz w:val="21"/>
-          <w:szCs w:val="21"/>
-        </w:rPr>
-        <w:t xml:space="preserve">On a box plot, what does the line inside the box represent?</w:t>
-      </w:r>
-    </w:p>
-    <w:p>
-      <w:pPr>
-        <w:spacing w:after="30"/>
-        <w:ind w:left="420"/>
-      </w:pPr>
-      <w:r>
-        <w:rPr>
-          <w:sz w:val="20"/>
-          <w:szCs w:val="20"/>
-        </w:rPr>
-        <w:t xml:space="preserve">A)  The median</w:t>
-      </w:r>
-    </w:p>
-    <w:p>
-      <w:pPr>
-        <w:spacing w:after="30"/>
-        <w:ind w:left="420"/>
-      </w:pPr>
-      <w:r>
-        <w:rPr>
-          <w:sz w:val="20"/>
-          <w:szCs w:val="20"/>
-        </w:rPr>
-        <w:t xml:space="preserve">B)  The mean</w:t>
-      </w:r>
-    </w:p>
-    <w:p>
-      <w:pPr>
-        <w:spacing w:after="30"/>
-        <w:ind w:left="420"/>
-      </w:pPr>
-      <w:r>
-        <w:rPr>
-          <w:sz w:val="20"/>
-          <w:szCs w:val="20"/>
-        </w:rPr>
-        <w:t xml:space="preserve">C)  The mode</w:t>
-      </w:r>
-    </w:p>
-    <w:p>
-      <w:pPr>
-        <w:spacing w:after="30"/>
-        <w:ind w:left="420"/>
-      </w:pPr>
-      <w:r>
-        <w:rPr>
-          <w:sz w:val="20"/>
-          <w:szCs w:val="20"/>
-        </w:rPr>
-        <w:t xml:space="preserve">D)  The range</w:t>
-      </w:r>
-    </w:p>
-    <w:p>
-      <w:pPr>
-        <w:keepNext/>
-        <w:spacing w:after="0" w:before="50"/>
-      </w:pPr>
-      <w:r>
-        <w:rPr>
-          <w:b/>
-          <w:bCs/>
-          <w:color w:val="6B4FA0"/>
-          <w:sz w:val="21"/>
-          <w:szCs w:val="21"/>
-        </w:rPr>
-        <w:t xml:space="preserve">Step 1:</w:t>
-      </w:r>
-    </w:p>
-    <w:p>
-      <w:pPr>
-        <w:pBdr>
-          <w:bottom w:val="single" w:color="AFBECC" w:sz="6"/>
-        </w:pBdr>
-        <w:spacing w:after="30" w:before="150"/>
-      </w:pPr>
-      <w:r>
-        <w:t xml:space="preserve"/>
-      </w:r>
-    </w:p>
-    <w:p>
-      <w:pPr>
-        <w:keepNext/>
-        <w:spacing w:after="0" w:before="50"/>
-      </w:pPr>
-      <w:r>
-        <w:rPr>
-          <w:b/>
-          <w:bCs/>
-          <w:color w:val="6B4FA0"/>
-          <w:sz w:val="21"/>
-          <w:szCs w:val="21"/>
-        </w:rPr>
-        <w:t xml:space="preserve">Step 2:</w:t>
-      </w:r>
-    </w:p>
-    <w:p>
-      <w:pPr>
-        <w:pBdr>
-          <w:bottom w:val="single" w:color="AFBECC" w:sz="6"/>
-        </w:pBdr>
-        <w:spacing w:after="30" w:before="150"/>
-      </w:pPr>
-      <w:r>
-        <w:t xml:space="preserve"/>
-      </w:r>
-    </w:p>
-    <w:p>
-      <w:pPr>
-        <w:keepNext/>
-        <w:spacing w:after="0" w:before="60"/>
-      </w:pPr>
-      <w:r>
-        <w:rPr>
-          <w:b/>
-          <w:bCs/>
-          <w:color w:val="12355B"/>
-          <w:sz w:val="21"/>
-          <w:szCs w:val="21"/>
-        </w:rPr>
-        <w:t xml:space="preserve">Answer:</w:t>
-      </w:r>
-    </w:p>
-    <w:p>
-      <w:pPr>
-        <w:pBdr>
-          <w:bottom w:val="single" w:color="AFBECC" w:sz="6"/>
-        </w:pBdr>
-        <w:spacing w:after="30" w:before="150"/>
-      </w:pPr>
-      <w:r>
-        <w:t xml:space="preserve"/>
-      </w:r>
-    </w:p>
-    <w:p>
-      <w:pPr>
-        <w:spacing w:after="80"/>
-      </w:pPr>
-      <w:r>
-        <w:t xml:space="preserve"/>
+          <w:color w:val="B97A12"/>
+          <w:sz w:val="19"/>
+          <w:szCs w:val="19"/>
+        </w:rPr>
+        <w:t xml:space="preserve">   choose your support</w:t>
       </w:r>
     </w:p>
     <w:tbl>
@@ -1981,6 +1912,1371 @@
           </w:tcPr>
           <w:p>
             <w:pPr>
+              <w:spacing w:after="50"/>
+            </w:pPr>
+            <w:r>
+              <w:rPr>
+                <w:i/>
+                <w:iCs/>
+                <w:color w:val="5F6F80"/>
+                <w:sz w:val="19"/>
+                <w:szCs w:val="19"/>
+              </w:rPr>
+              <w:t xml:space="preserve">This model shows the parts of an explanation. It does not answer your writing question.</w:t>
+            </w:r>
+          </w:p>
+          <w:p>
+            <w:pPr>
+              <w:spacing w:after="80"/>
+            </w:pPr>
+            <w:r>
+              <w:rPr>
+                <w:b/>
+                <w:bCs/>
+                <w:color w:val="12355B"/>
+                <w:sz w:val="19"/>
+                <w:szCs w:val="19"/>
+              </w:rPr>
+              <w:t xml:space="preserve">Claim:  </w:t>
+            </w:r>
+            <w:r>
+              <w:rPr>
+                <w:sz w:val="19"/>
+                <w:szCs w:val="19"/>
+              </w:rPr>
+              <w:t xml:space="preserve">A box plot is built from the minimum, Q1, median, Q3, and maximum.</w:t>
+            </w:r>
+          </w:p>
+          <w:p>
+            <w:pPr>
+              <w:spacing w:after="80"/>
+            </w:pPr>
+            <w:r>
+              <w:rPr>
+                <w:b/>
+                <w:bCs/>
+                <w:color w:val="12355B"/>
+                <w:sz w:val="19"/>
+                <w:szCs w:val="19"/>
+              </w:rPr>
+              <w:t xml:space="preserve">Evidence:  </w:t>
+            </w:r>
+            <w:r>
+              <w:rPr>
+                <w:sz w:val="19"/>
+                <w:szCs w:val="19"/>
+              </w:rPr>
+              <w:t xml:space="preserve">Students name the five-number summary (min, Q1, median, Q3, max) and find the median (14) for the 11 ordered scores.</w:t>
+            </w:r>
+          </w:p>
+          <w:p>
+            <w:pPr>
+              <w:spacing w:after="80"/>
+            </w:pPr>
+            <w:r>
+              <w:rPr>
+                <w:b/>
+                <w:bCs/>
+                <w:color w:val="12355B"/>
+                <w:sz w:val="19"/>
+                <w:szCs w:val="19"/>
+              </w:rPr>
+              <w:t xml:space="preserve">Reasoning:  </w:t>
+            </w:r>
+            <w:r>
+              <w:rPr>
+                <w:sz w:val="19"/>
+                <w:szCs w:val="19"/>
+              </w:rPr>
+              <w:t xml:space="preserve">This evidence connects the definition of box plot to the mathematical claim.</w:t>
+            </w:r>
+          </w:p>
+        </w:tc>
+      </w:tr>
+    </w:tbl>
+    <w:p>
+      <w:pPr>
+        <w:pStyle w:val="Heading2"/>
+        <w:spacing w:after="80" w:before="180"/>
+      </w:pPr>
+      <w:r>
+        <w:rPr>
+          <w:b/>
+          <w:bCs/>
+          <w:color w:val="12355B"/>
+          <w:sz w:val="24"/>
+          <w:szCs w:val="24"/>
+        </w:rPr>
+        <w:t xml:space="preserve">Start</w:t>
+      </w:r>
+      <w:r>
+        <w:rPr>
+          <w:i/>
+          <w:iCs/>
+          <w:color w:val="1FA6A2"/>
+          <w:sz w:val="19"/>
+          <w:szCs w:val="19"/>
+        </w:rPr>
+        <w:t xml:space="preserve">   Most language support</w:t>
+      </w:r>
+    </w:p>
+    <w:p>
+      <w:pPr>
+        <w:spacing w:after="60"/>
+      </w:pPr>
+      <w:r>
+        <w:rPr>
+          <w:color w:val="1A2733"/>
+          <w:sz w:val="21"/>
+          <w:szCs w:val="21"/>
+        </w:rPr>
+        <w:t xml:space="preserve">Complete the frames. Use the word bank.</w:t>
+      </w:r>
+      <w:r>
+        <w:rPr>
+          <w:i/>
+          <w:iCs/>
+          <w:color w:val="5F6F80"/>
+          <w:sz w:val="19"/>
+          <w:szCs w:val="19"/>
+        </w:rPr>
+        <w:br/>
+        <w:t xml:space="preserve">Completa las oraciones. Usa el banco de palabras.</w:t>
+      </w:r>
+    </w:p>
+    <w:p>
+      <w:pPr>
+        <w:spacing w:after="60"/>
+      </w:pPr>
+      <w:r>
+        <w:rPr>
+          <w:color w:val="1A2733"/>
+          <w:sz w:val="21"/>
+          <w:szCs w:val="21"/>
+        </w:rPr>
+        <w:t xml:space="preserve">The box covers the middle ___ of the scores.</w:t>
+      </w:r>
+      <w:r>
+        <w:rPr>
+          <w:i/>
+          <w:iCs/>
+          <w:color w:val="5F6F80"/>
+          <w:sz w:val="19"/>
+          <w:szCs w:val="19"/>
+        </w:rPr>
+        <w:br/>
+        <w:t xml:space="preserve">La caja cubre el ___ medio de los puntajes.</w:t>
+      </w:r>
+    </w:p>
+    <w:p>
+      <w:pPr>
+        <w:spacing w:after="60"/>
+      </w:pPr>
+      <w:r>
+        <w:rPr>
+          <w:color w:val="1A2733"/>
+          <w:sz w:val="21"/>
+          <w:szCs w:val="21"/>
+        </w:rPr>
+        <w:t xml:space="preserve">A longer box means the middle scores are ___.</w:t>
+      </w:r>
+      <w:r>
+        <w:rPr>
+          <w:i/>
+          <w:iCs/>
+          <w:color w:val="5F6F80"/>
+          <w:sz w:val="19"/>
+          <w:szCs w:val="19"/>
+        </w:rPr>
+        <w:br/>
+        <w:t xml:space="preserve">Una caja más larga significa que los puntajes del medio están ___.</w:t>
+      </w:r>
+    </w:p>
+    <w:tbl>
+      <w:tblPr>
+        <w:tblW w:type="pct" w:w="100%"/>
+        <w:tblBorders>
+          <w:top w:val="single" w:color="C7D2DD" w:sz="6"/>
+          <w:left w:val="single" w:color="C7D2DD" w:sz="6"/>
+          <w:bottom w:val="single" w:color="C7D2DD" w:sz="6"/>
+          <w:right w:val="single" w:color="C7D2DD" w:sz="6"/>
+          <w:insideH w:val="single" w:color="auto" w:sz="4"/>
+          <w:insideV w:val="single" w:color="auto" w:sz="4"/>
+        </w:tblBorders>
+      </w:tblPr>
+      <w:tblGrid>
+        <w:gridCol w:w="100"/>
+      </w:tblGrid>
+      <w:tr>
+        <w:tc>
+          <w:tcPr>
+            <w:shd w:fill="FBF3E2" w:color="auto" w:val="clear"/>
+            <w:tcMar>
+              <w:top w:type="dxa" w:w="60"/>
+              <w:left w:type="dxa" w:w="120"/>
+              <w:bottom w:type="dxa" w:w="60"/>
+              <w:right w:type="dxa" w:w="120"/>
+            </w:tcMar>
+          </w:tcPr>
+          <w:p>
+            <w:pPr>
+              <w:spacing w:after="0" w:line="320"/>
+            </w:pPr>
+            <w:r>
+              <w:t xml:space="preserve"/>
+            </w:r>
+          </w:p>
+          <w:p>
+            <w:pPr>
+              <w:spacing w:after="0" w:line="320"/>
+            </w:pPr>
+            <w:r>
+              <w:t xml:space="preserve"/>
+            </w:r>
+          </w:p>
+          <w:p>
+            <w:pPr>
+              <w:spacing w:after="0" w:line="320"/>
+            </w:pPr>
+            <w:r>
+              <w:t xml:space="preserve"/>
+            </w:r>
+          </w:p>
+        </w:tc>
+      </w:tr>
+    </w:tbl>
+    <w:p>
+      <w:pPr>
+        <w:pStyle w:val="Heading2"/>
+        <w:spacing w:after="80" w:before="180"/>
+      </w:pPr>
+      <w:r>
+        <w:rPr>
+          <w:b/>
+          <w:bCs/>
+          <w:color w:val="12355B"/>
+          <w:sz w:val="24"/>
+          <w:szCs w:val="24"/>
+        </w:rPr>
+        <w:t xml:space="preserve">Build</w:t>
+      </w:r>
+      <w:r>
+        <w:rPr>
+          <w:i/>
+          <w:iCs/>
+          <w:color w:val="B97A12"/>
+          <w:sz w:val="19"/>
+          <w:szCs w:val="19"/>
+        </w:rPr>
+        <w:t xml:space="preserve">   Some language support</w:t>
+      </w:r>
+    </w:p>
+    <w:p>
+      <w:pPr>
+        <w:spacing w:after="60"/>
+      </w:pPr>
+      <w:r>
+        <w:rPr>
+          <w:color w:val="1A2733"/>
+          <w:sz w:val="21"/>
+          <w:szCs w:val="21"/>
+        </w:rPr>
+        <w:t xml:space="preserve">Write two connected sentences. Use because, so, or but.</w:t>
+      </w:r>
+      <w:r>
+        <w:rPr>
+          <w:i/>
+          <w:iCs/>
+          <w:color w:val="5F6F80"/>
+          <w:sz w:val="19"/>
+          <w:szCs w:val="19"/>
+        </w:rPr>
+        <w:br/>
+        <w:t xml:space="preserve">Escribe dos oraciones conectadas. Usa porque, entonces o pero.</w:t>
+      </w:r>
+    </w:p>
+    <w:p>
+      <w:pPr>
+        <w:spacing w:after="60"/>
+      </w:pPr>
+      <w:r>
+        <w:rPr>
+          <w:color w:val="1A2733"/>
+          <w:sz w:val="21"/>
+          <w:szCs w:val="21"/>
+        </w:rPr>
+        <w:t xml:space="preserve">My claim is ___.</w:t>
+      </w:r>
+      <w:r>
+        <w:rPr>
+          <w:i/>
+          <w:iCs/>
+          <w:color w:val="5F6F80"/>
+          <w:sz w:val="19"/>
+          <w:szCs w:val="19"/>
+        </w:rPr>
+        <w:br/>
+        <w:t xml:space="preserve">Mi afirmación es ___.</w:t>
+      </w:r>
+    </w:p>
+    <w:p>
+      <w:pPr>
+        <w:spacing w:after="60"/>
+      </w:pPr>
+      <w:r>
+        <w:rPr>
+          <w:color w:val="1A2733"/>
+          <w:sz w:val="21"/>
+          <w:szCs w:val="21"/>
+        </w:rPr>
+        <w:t xml:space="preserve">I know because ___.</w:t>
+      </w:r>
+      <w:r>
+        <w:rPr>
+          <w:i/>
+          <w:iCs/>
+          <w:color w:val="5F6F80"/>
+          <w:sz w:val="19"/>
+          <w:szCs w:val="19"/>
+        </w:rPr>
+        <w:br/>
+        <w:t xml:space="preserve">Lo sé porque ___.</w:t>
+      </w:r>
+    </w:p>
+    <w:p>
+      <w:pPr>
+        <w:spacing w:after="60"/>
+      </w:pPr>
+      <w:r>
+        <w:rPr>
+          <w:color w:val="1A2733"/>
+          <w:sz w:val="21"/>
+          <w:szCs w:val="21"/>
+        </w:rPr>
+        <w:t xml:space="preserve">So ___.</w:t>
+      </w:r>
+      <w:r>
+        <w:rPr>
+          <w:i/>
+          <w:iCs/>
+          <w:color w:val="5F6F80"/>
+          <w:sz w:val="19"/>
+          <w:szCs w:val="19"/>
+        </w:rPr>
+        <w:br/>
+        <w:t xml:space="preserve">Entonces ___.</w:t>
+      </w:r>
+    </w:p>
+    <w:tbl>
+      <w:tblPr>
+        <w:tblW w:type="pct" w:w="100%"/>
+        <w:tblBorders>
+          <w:top w:val="single" w:color="C7D2DD" w:sz="6"/>
+          <w:left w:val="single" w:color="C7D2DD" w:sz="6"/>
+          <w:bottom w:val="single" w:color="C7D2DD" w:sz="6"/>
+          <w:right w:val="single" w:color="C7D2DD" w:sz="6"/>
+          <w:insideH w:val="single" w:color="auto" w:sz="4"/>
+          <w:insideV w:val="single" w:color="auto" w:sz="4"/>
+        </w:tblBorders>
+      </w:tblPr>
+      <w:tblGrid>
+        <w:gridCol w:w="100"/>
+      </w:tblGrid>
+      <w:tr>
+        <w:tc>
+          <w:tcPr>
+            <w:shd w:fill="FBF3E2" w:color="auto" w:val="clear"/>
+            <w:tcMar>
+              <w:top w:type="dxa" w:w="60"/>
+              <w:left w:type="dxa" w:w="120"/>
+              <w:bottom w:type="dxa" w:w="60"/>
+              <w:right w:type="dxa" w:w="120"/>
+            </w:tcMar>
+          </w:tcPr>
+          <w:p>
+            <w:pPr>
+              <w:spacing w:after="0" w:line="320"/>
+            </w:pPr>
+            <w:r>
+              <w:t xml:space="preserve"/>
+            </w:r>
+          </w:p>
+          <w:p>
+            <w:pPr>
+              <w:spacing w:after="0" w:line="320"/>
+            </w:pPr>
+            <w:r>
+              <w:t xml:space="preserve"/>
+            </w:r>
+          </w:p>
+          <w:p>
+            <w:pPr>
+              <w:spacing w:after="0" w:line="320"/>
+            </w:pPr>
+            <w:r>
+              <w:t xml:space="preserve"/>
+            </w:r>
+          </w:p>
+        </w:tc>
+      </w:tr>
+    </w:tbl>
+    <w:p>
+      <w:pPr>
+        <w:pStyle w:val="Heading2"/>
+        <w:spacing w:after="80" w:before="180"/>
+      </w:pPr>
+      <w:r>
+        <w:rPr>
+          <w:b/>
+          <w:bCs/>
+          <w:color w:val="12355B"/>
+          <w:sz w:val="24"/>
+          <w:szCs w:val="24"/>
+        </w:rPr>
+        <w:t xml:space="preserve">Explain</w:t>
+      </w:r>
+      <w:r>
+        <w:rPr>
+          <w:i/>
+          <w:iCs/>
+          <w:color w:val="B97A12"/>
+          <w:sz w:val="19"/>
+          <w:szCs w:val="19"/>
+        </w:rPr>
+        <w:t xml:space="preserve">   Light language support</w:t>
+      </w:r>
+    </w:p>
+    <w:p>
+      <w:pPr>
+        <w:spacing w:after="60"/>
+      </w:pPr>
+      <w:r>
+        <w:rPr>
+          <w:color w:val="1A2733"/>
+          <w:sz w:val="21"/>
+          <w:szCs w:val="21"/>
+        </w:rPr>
+        <w:t xml:space="preserve">Write a claim, give math evidence, and explain your reasoning.</w:t>
+      </w:r>
+      <w:r>
+        <w:rPr>
+          <w:i/>
+          <w:iCs/>
+          <w:color w:val="5F6F80"/>
+          <w:sz w:val="19"/>
+          <w:szCs w:val="19"/>
+        </w:rPr>
+        <w:br/>
+        <w:t xml:space="preserve">Escribe una afirmación, da evidencia matemática y explica tu razonamiento.</w:t>
+      </w:r>
+    </w:p>
+    <w:p>
+      <w:pPr>
+        <w:spacing w:after="60"/>
+      </w:pPr>
+      <w:r>
+        <w:rPr>
+          <w:color w:val="1A2733"/>
+          <w:sz w:val="21"/>
+          <w:szCs w:val="21"/>
+        </w:rPr>
+        <w:t xml:space="preserve">My claim is ___.</w:t>
+      </w:r>
+      <w:r>
+        <w:rPr>
+          <w:i/>
+          <w:iCs/>
+          <w:color w:val="5F6F80"/>
+          <w:sz w:val="19"/>
+          <w:szCs w:val="19"/>
+        </w:rPr>
+        <w:br/>
+        <w:t xml:space="preserve">Mi afirmación es ___.</w:t>
+      </w:r>
+    </w:p>
+    <w:p>
+      <w:pPr>
+        <w:spacing w:after="60"/>
+      </w:pPr>
+      <w:r>
+        <w:rPr>
+          <w:color w:val="1A2733"/>
+          <w:sz w:val="21"/>
+          <w:szCs w:val="21"/>
+        </w:rPr>
+        <w:t xml:space="preserve">My math evidence is ___.</w:t>
+      </w:r>
+      <w:r>
+        <w:rPr>
+          <w:i/>
+          <w:iCs/>
+          <w:color w:val="5F6F80"/>
+          <w:sz w:val="19"/>
+          <w:szCs w:val="19"/>
+        </w:rPr>
+        <w:br/>
+        <w:t xml:space="preserve">Mi evidencia matemática es ___.</w:t>
+      </w:r>
+    </w:p>
+    <w:p>
+      <w:pPr>
+        <w:spacing w:after="60"/>
+      </w:pPr>
+      <w:r>
+        <w:rPr>
+          <w:color w:val="1A2733"/>
+          <w:sz w:val="21"/>
+          <w:szCs w:val="21"/>
+        </w:rPr>
+        <w:t xml:space="preserve">This proves ___ because ___.</w:t>
+      </w:r>
+      <w:r>
+        <w:rPr>
+          <w:i/>
+          <w:iCs/>
+          <w:color w:val="5F6F80"/>
+          <w:sz w:val="19"/>
+          <w:szCs w:val="19"/>
+        </w:rPr>
+        <w:br/>
+        <w:t xml:space="preserve">Esto demuestra ___ porque ___.</w:t>
+      </w:r>
+    </w:p>
+    <w:tbl>
+      <w:tblPr>
+        <w:tblW w:type="pct" w:w="100%"/>
+        <w:tblBorders>
+          <w:top w:val="single" w:color="C7D2DD" w:sz="6"/>
+          <w:left w:val="single" w:color="C7D2DD" w:sz="6"/>
+          <w:bottom w:val="single" w:color="C7D2DD" w:sz="6"/>
+          <w:right w:val="single" w:color="C7D2DD" w:sz="6"/>
+          <w:insideH w:val="single" w:color="auto" w:sz="4"/>
+          <w:insideV w:val="single" w:color="auto" w:sz="4"/>
+        </w:tblBorders>
+      </w:tblPr>
+      <w:tblGrid>
+        <w:gridCol w:w="100"/>
+      </w:tblGrid>
+      <w:tr>
+        <w:tc>
+          <w:tcPr>
+            <w:shd w:fill="FBF3E2" w:color="auto" w:val="clear"/>
+            <w:tcMar>
+              <w:top w:type="dxa" w:w="60"/>
+              <w:left w:type="dxa" w:w="120"/>
+              <w:bottom w:type="dxa" w:w="60"/>
+              <w:right w:type="dxa" w:w="120"/>
+            </w:tcMar>
+          </w:tcPr>
+          <w:p>
+            <w:pPr>
+              <w:spacing w:after="0" w:line="320"/>
+            </w:pPr>
+            <w:r>
+              <w:t xml:space="preserve"/>
+            </w:r>
+          </w:p>
+          <w:p>
+            <w:pPr>
+              <w:spacing w:after="0" w:line="320"/>
+            </w:pPr>
+            <w:r>
+              <w:t xml:space="preserve"/>
+            </w:r>
+          </w:p>
+          <w:p>
+            <w:pPr>
+              <w:spacing w:after="0" w:line="320"/>
+            </w:pPr>
+            <w:r>
+              <w:t xml:space="preserve"/>
+            </w:r>
+          </w:p>
+          <w:p>
+            <w:pPr>
+              <w:spacing w:after="0" w:line="320"/>
+            </w:pPr>
+            <w:r>
+              <w:t xml:space="preserve"/>
+            </w:r>
+          </w:p>
+          <w:p>
+            <w:pPr>
+              <w:spacing w:after="0" w:line="320"/>
+            </w:pPr>
+            <w:r>
+              <w:t xml:space="preserve"/>
+            </w:r>
+          </w:p>
+        </w:tc>
+      </w:tr>
+    </w:tbl>
+    <w:p>
+      <w:pPr>
+        <w:pStyle w:val="Heading2"/>
+        <w:spacing w:after="80" w:before="180"/>
+      </w:pPr>
+      <w:r>
+        <w:rPr>
+          <w:b/>
+          <w:bCs/>
+          <w:color w:val="12355B"/>
+          <w:sz w:val="24"/>
+          <w:szCs w:val="24"/>
+        </w:rPr>
+        <w:t xml:space="preserve">4. Check Your Explanation</w:t>
+      </w:r>
+      <w:r>
+        <w:rPr>
+          <w:i/>
+          <w:iCs/>
+          <w:color w:val="1FA6A2"/>
+          <w:sz w:val="19"/>
+          <w:szCs w:val="19"/>
+        </w:rPr>
+        <w:t xml:space="preserve">   five quick checks</w:t>
+      </w:r>
+    </w:p>
+    <w:p>
+      <w:pPr>
+        <w:spacing w:after="80"/>
+      </w:pPr>
+      <w:r>
+        <w:rPr>
+          <w:b/>
+          <w:bCs/>
+          <w:color w:val="1FA6A2"/>
+          <w:sz w:val="22"/>
+          <w:szCs w:val="22"/>
+        </w:rPr>
+        <w:t xml:space="preserve">☐  </w:t>
+      </w:r>
+      <w:r>
+        <w:rPr>
+          <w:sz w:val="20"/>
+          <w:szCs w:val="20"/>
+        </w:rPr>
+        <w:t xml:space="preserve">I answered the question.</w:t>
+      </w:r>
+      <w:r>
+        <w:rPr>
+          <w:i/>
+          <w:iCs/>
+          <w:color w:val="5F6F80"/>
+          <w:sz w:val="18"/>
+          <w:szCs w:val="18"/>
+        </w:rPr>
+        <w:br/>
+        <w:t xml:space="preserve">Respondí la pregunta.</w:t>
+      </w:r>
+    </w:p>
+    <w:p>
+      <w:pPr>
+        <w:spacing w:after="80"/>
+      </w:pPr>
+      <w:r>
+        <w:rPr>
+          <w:b/>
+          <w:bCs/>
+          <w:color w:val="1FA6A2"/>
+          <w:sz w:val="22"/>
+          <w:szCs w:val="22"/>
+        </w:rPr>
+        <w:t xml:space="preserve">☐  </w:t>
+      </w:r>
+      <w:r>
+        <w:rPr>
+          <w:sz w:val="20"/>
+          <w:szCs w:val="20"/>
+        </w:rPr>
+        <w:t xml:space="preserve">I used math evidence: numbers, an equation, a model, or a comparison.</w:t>
+      </w:r>
+      <w:r>
+        <w:rPr>
+          <w:i/>
+          <w:iCs/>
+          <w:color w:val="5F6F80"/>
+          <w:sz w:val="18"/>
+          <w:szCs w:val="18"/>
+        </w:rPr>
+        <w:br/>
+        <w:t xml:space="preserve">Usé evidencia matemática: números, una ecuación, un modelo o una comparación.</w:t>
+      </w:r>
+    </w:p>
+    <w:p>
+      <w:pPr>
+        <w:spacing w:after="80"/>
+      </w:pPr>
+      <w:r>
+        <w:rPr>
+          <w:b/>
+          <w:bCs/>
+          <w:color w:val="1FA6A2"/>
+          <w:sz w:val="22"/>
+          <w:szCs w:val="22"/>
+        </w:rPr>
+        <w:t xml:space="preserve">☐  </w:t>
+      </w:r>
+      <w:r>
+        <w:rPr>
+          <w:sz w:val="20"/>
+          <w:szCs w:val="20"/>
+        </w:rPr>
+        <w:t xml:space="preserve">I explained how the evidence proves my answer.</w:t>
+      </w:r>
+      <w:r>
+        <w:rPr>
+          <w:i/>
+          <w:iCs/>
+          <w:color w:val="5F6F80"/>
+          <w:sz w:val="18"/>
+          <w:szCs w:val="18"/>
+        </w:rPr>
+        <w:br/>
+        <w:t xml:space="preserve">Expliqué cómo la evidencia demuestra mi respuesta.</w:t>
+      </w:r>
+    </w:p>
+    <w:p>
+      <w:pPr>
+        <w:spacing w:after="80"/>
+      </w:pPr>
+      <w:r>
+        <w:rPr>
+          <w:b/>
+          <w:bCs/>
+          <w:color w:val="1FA6A2"/>
+          <w:sz w:val="22"/>
+          <w:szCs w:val="22"/>
+        </w:rPr>
+        <w:t xml:space="preserve">☐  </w:t>
+      </w:r>
+      <w:r>
+        <w:rPr>
+          <w:sz w:val="20"/>
+          <w:szCs w:val="20"/>
+        </w:rPr>
+        <w:t xml:space="preserve">I used at least two math words.</w:t>
+      </w:r>
+      <w:r>
+        <w:rPr>
+          <w:i/>
+          <w:iCs/>
+          <w:color w:val="5F6F80"/>
+          <w:sz w:val="18"/>
+          <w:szCs w:val="18"/>
+        </w:rPr>
+        <w:br/>
+        <w:t xml:space="preserve">Usé por lo menos dos palabras matemáticas.</w:t>
+      </w:r>
+    </w:p>
+    <w:p>
+      <w:pPr>
+        <w:spacing w:after="80"/>
+      </w:pPr>
+      <w:r>
+        <w:rPr>
+          <w:b/>
+          <w:bCs/>
+          <w:color w:val="1FA6A2"/>
+          <w:sz w:val="22"/>
+          <w:szCs w:val="22"/>
+        </w:rPr>
+        <w:t xml:space="preserve">☐  </w:t>
+      </w:r>
+      <w:r>
+        <w:rPr>
+          <w:sz w:val="20"/>
+          <w:szCs w:val="20"/>
+        </w:rPr>
+        <w:t xml:space="preserve">I reread complete sentences and punctuation.</w:t>
+      </w:r>
+      <w:r>
+        <w:rPr>
+          <w:i/>
+          <w:iCs/>
+          <w:color w:val="5F6F80"/>
+          <w:sz w:val="18"/>
+          <w:szCs w:val="18"/>
+        </w:rPr>
+        <w:br/>
+        <w:t xml:space="preserve">Volví a leer mis oraciones completas y la puntuación.</w:t>
+      </w:r>
+    </w:p>
+    <w:p>
+      <w:pPr>
+        <w:pStyle w:val="Heading1"/>
+        <w:pageBreakBefore/>
+        <w:pBdr>
+          <w:bottom w:val="single" w:color="1FA6A2" w:sz="14" w:space="6"/>
+        </w:pBdr>
+        <w:spacing w:after="140" w:before="0"/>
+      </w:pPr>
+      <w:r>
+        <w:rPr>
+          <w:b/>
+          <w:bCs/>
+          <w:color w:val="12355B"/>
+          <w:sz w:val="30"/>
+          <w:szCs w:val="30"/>
+        </w:rPr>
+        <w:t xml:space="preserve">Worked Example</w:t>
+      </w:r>
+    </w:p>
+    <w:p>
+      <w:pPr>
+        <w:pStyle w:val="Heading2"/>
+        <w:spacing w:after="80" w:before="180"/>
+      </w:pPr>
+      <w:r>
+        <w:rPr>
+          <w:b/>
+          <w:bCs/>
+          <w:color w:val="12355B"/>
+          <w:sz w:val="24"/>
+          <w:szCs w:val="24"/>
+        </w:rPr>
+        <w:t xml:space="preserve">Watch &amp; Read</w:t>
+      </w:r>
+      <w:r>
+        <w:rPr>
+          <w:i/>
+          <w:iCs/>
+          <w:color w:val="1FA6A2"/>
+          <w:sz w:val="19"/>
+          <w:szCs w:val="19"/>
+        </w:rPr>
+        <w:t xml:space="preserve">   I Do — follow along with your teacher</w:t>
+      </w:r>
+    </w:p>
+    <w:tbl>
+      <w:tblPr>
+        <w:tblW w:type="pct" w:w="100%"/>
+        <w:tblBorders>
+          <w:top w:val="single" w:color="1FA6A2" w:sz="8"/>
+          <w:left w:val="single" w:color="1FA6A2" w:sz="8"/>
+          <w:bottom w:val="single" w:color="1FA6A2" w:sz="8"/>
+          <w:right w:val="single" w:color="1FA6A2" w:sz="8"/>
+          <w:insideH w:val="single" w:color="auto" w:sz="4"/>
+          <w:insideV w:val="single" w:color="auto" w:sz="4"/>
+        </w:tblBorders>
+      </w:tblPr>
+      <w:tblGrid>
+        <w:gridCol w:w="100"/>
+      </w:tblGrid>
+      <w:tr>
+        <w:tc>
+          <w:tcPr>
+            <w:shd w:fill="E6F4F3" w:color="auto" w:val="clear"/>
+            <w:tcMar>
+              <w:top w:type="dxa" w:w="120"/>
+              <w:left w:type="dxa" w:w="180"/>
+              <w:bottom w:type="dxa" w:w="120"/>
+              <w:right w:type="dxa" w:w="180"/>
+            </w:tcMar>
+          </w:tcPr>
+          <w:p>
+            <w:pPr>
+              <w:spacing w:after="60"/>
+            </w:pPr>
+            <w:r>
+              <w:rPr>
+                <w:b/>
+                <w:bCs/>
+                <w:color w:val="12355B"/>
+                <w:sz w:val="22"/>
+                <w:szCs w:val="22"/>
+              </w:rPr>
+              <w:t xml:space="preserve">Team Scoring Breakdown</w:t>
+            </w:r>
+          </w:p>
+          <w:p>
+            <w:pPr>
+              <w:spacing w:after="0"/>
+            </w:pPr>
+            <w:r>
+              <w:rPr>
+                <w:sz w:val="21"/>
+                <w:szCs w:val="21"/>
+              </w:rPr>
+              <w:t xml:space="preserve">The basketball league wants to compare scoring across teams. Here are the points scored by each player on the Wildcats in their last game: 4, 6, 8, 10, 12, 14, 15, 18, 22, 24, 28. The league needs a quick visual that shows the spread, the middle 50%, and any high or low scorers. Time to build a box plot!</w:t>
+            </w:r>
+          </w:p>
+        </w:tc>
+      </w:tr>
+    </w:tbl>
+    <w:p>
+      <w:pPr>
+        <w:spacing w:after="80"/>
+      </w:pPr>
+      <w:r>
+        <w:t xml:space="preserve"/>
+      </w:r>
+    </w:p>
+    <w:p>
+      <w:pPr>
+        <w:spacing w:after="50" w:before="60"/>
+      </w:pPr>
+      <w:r>
+        <w:rPr>
+          <w:b/>
+          <w:bCs/>
+          <w:color w:val="12355B"/>
+          <w:sz w:val="21"/>
+          <w:szCs w:val="21"/>
+        </w:rPr>
+        <w:t xml:space="preserve">Think about:</w:t>
+      </w:r>
+    </w:p>
+    <w:p>
+      <w:pPr>
+        <w:spacing w:after="40"/>
+        <w:ind w:left="300"/>
+      </w:pPr>
+      <w:r>
+        <w:rPr>
+          <w:sz w:val="20"/>
+          <w:szCs w:val="20"/>
+        </w:rPr>
+        <w:t xml:space="preserve">•  What are the lowest and highest scores?</w:t>
+      </w:r>
+    </w:p>
+    <w:p>
+      <w:pPr>
+        <w:spacing w:after="40"/>
+        <w:ind w:left="300"/>
+      </w:pPr>
+      <w:r>
+        <w:rPr>
+          <w:sz w:val="20"/>
+          <w:szCs w:val="20"/>
+        </w:rPr>
+        <w:t xml:space="preserve">•  What score is in the middle of the data?</w:t>
+      </w:r>
+    </w:p>
+    <w:p>
+      <w:pPr>
+        <w:spacing w:after="40"/>
+        <w:ind w:left="300"/>
+      </w:pPr>
+      <w:r>
+        <w:rPr>
+          <w:sz w:val="20"/>
+          <w:szCs w:val="20"/>
+        </w:rPr>
+        <w:t xml:space="preserve">•  Are the scores bunched together or spread out?</w:t>
+      </w:r>
+    </w:p>
+    <w:p>
+      <w:pPr>
+        <w:spacing w:after="40"/>
+        <w:ind w:left="300"/>
+      </w:pPr>
+      <w:r>
+        <w:rPr>
+          <w:sz w:val="20"/>
+          <w:szCs w:val="20"/>
+        </w:rPr>
+        <w:t xml:space="preserve">•  How can you show the spread of all this data in one picture?</w:t>
+      </w:r>
+    </w:p>
+    <w:p>
+      <w:pPr>
+        <w:spacing w:after="40"/>
+        <w:ind w:left="300"/>
+      </w:pPr>
+      <w:r>
+        <w:rPr>
+          <w:sz w:val="20"/>
+          <w:szCs w:val="20"/>
+        </w:rPr>
+        <w:t xml:space="preserve">•  What does the 'middle half' of the data look like?</w:t>
+      </w:r>
+    </w:p>
+    <w:p>
+      <w:pPr>
+        <w:pStyle w:val="Heading2"/>
+        <w:spacing w:after="80" w:before="180"/>
+      </w:pPr>
+      <w:r>
+        <w:rPr>
+          <w:b/>
+          <w:bCs/>
+          <w:color w:val="12355B"/>
+          <w:sz w:val="24"/>
+          <w:szCs w:val="24"/>
+        </w:rPr>
+        <w:t xml:space="preserve">Solved Example</w:t>
+      </w:r>
+      <w:r>
+        <w:rPr>
+          <w:i/>
+          <w:iCs/>
+          <w:color w:val="1FA6A2"/>
+          <w:sz w:val="19"/>
+          <w:szCs w:val="19"/>
+        </w:rPr>
+        <w:t xml:space="preserve">   I Do — watch each step</w:t>
+      </w:r>
+    </w:p>
+    <w:p>
+      <w:pPr>
+        <w:keepNext/>
+        <w:spacing w:after="40"/>
+      </w:pPr>
+      <w:r>
+        <w:rPr>
+          <w:b/>
+          <w:bCs/>
+          <w:color w:val="12355B"/>
+          <w:sz w:val="21"/>
+          <w:szCs w:val="21"/>
+        </w:rPr>
+        <w:t xml:space="preserve">Problem:  </w:t>
+      </w:r>
+      <w:r>
+        <w:rPr>
+          <w:sz w:val="21"/>
+          <w:szCs w:val="21"/>
+        </w:rPr>
+        <w:t xml:space="preserve">A box plot shows: Min = 10, Q1 = 15, Median = 20, Q3 = 28, Max = 35. What is the interquartile range (IQR)?</w:t>
+      </w:r>
+    </w:p>
+    <w:p>
+      <w:pPr>
+        <w:spacing w:after="30"/>
+        <w:ind w:left="420"/>
+      </w:pPr>
+      <w:r>
+        <w:rPr>
+          <w:sz w:val="20"/>
+          <w:szCs w:val="20"/>
+        </w:rPr>
+        <w:t xml:space="preserve">A)  13</w:t>
+      </w:r>
+    </w:p>
+    <w:p>
+      <w:pPr>
+        <w:spacing w:after="30"/>
+        <w:ind w:left="420"/>
+      </w:pPr>
+      <w:r>
+        <w:rPr>
+          <w:sz w:val="20"/>
+          <w:szCs w:val="20"/>
+        </w:rPr>
+        <w:t xml:space="preserve">B)  25</w:t>
+      </w:r>
+    </w:p>
+    <w:p>
+      <w:pPr>
+        <w:spacing w:after="30"/>
+        <w:ind w:left="420"/>
+      </w:pPr>
+      <w:r>
+        <w:rPr>
+          <w:sz w:val="20"/>
+          <w:szCs w:val="20"/>
+        </w:rPr>
+        <w:t xml:space="preserve">C)  10</w:t>
+      </w:r>
+    </w:p>
+    <w:p>
+      <w:pPr>
+        <w:spacing w:after="30"/>
+        <w:ind w:left="420"/>
+      </w:pPr>
+      <w:r>
+        <w:rPr>
+          <w:sz w:val="20"/>
+          <w:szCs w:val="20"/>
+        </w:rPr>
+        <w:t xml:space="preserve">D)  20</w:t>
+      </w:r>
+    </w:p>
+    <w:p>
+      <w:pPr>
+        <w:spacing w:after="20" w:before="50"/>
+      </w:pPr>
+      <w:r>
+        <w:rPr>
+          <w:b/>
+          <w:bCs/>
+          <w:color w:val="1FA6A2"/>
+          <w:sz w:val="21"/>
+          <w:szCs w:val="21"/>
+        </w:rPr>
+        <w:t xml:space="preserve">Step 1:  </w:t>
+      </w:r>
+      <w:r>
+        <w:rPr>
+          <w:sz w:val="21"/>
+          <w:szCs w:val="21"/>
+        </w:rPr>
+        <w:t xml:space="preserve">IQR = Q3 − Q1 = 28 − 15 = 13.</w:t>
+      </w:r>
+    </w:p>
+    <w:p>
+      <w:pPr>
+        <w:spacing w:after="40" w:before="60"/>
+      </w:pPr>
+      <w:r>
+        <w:rPr>
+          <w:b/>
+          <w:bCs/>
+          <w:color w:val="12355B"/>
+          <w:sz w:val="21"/>
+          <w:szCs w:val="21"/>
+        </w:rPr>
+        <w:t xml:space="preserve">Answer:  </w:t>
+      </w:r>
+      <w:r>
+        <w:rPr>
+          <w:b/>
+          <w:bCs/>
+          <w:sz w:val="21"/>
+          <w:szCs w:val="21"/>
+        </w:rPr>
+        <w:t xml:space="preserve">A. 13</w:t>
+      </w:r>
+    </w:p>
+    <w:p>
+      <w:pPr>
+        <w:pStyle w:val="Heading1"/>
+        <w:pageBreakBefore/>
+        <w:pBdr>
+          <w:bottom w:val="single" w:color="1FA6A2" w:sz="14" w:space="6"/>
+        </w:pBdr>
+        <w:spacing w:after="140" w:before="0"/>
+      </w:pPr>
+      <w:r>
+        <w:rPr>
+          <w:b/>
+          <w:bCs/>
+          <w:color w:val="12355B"/>
+          <w:sz w:val="30"/>
+          <w:szCs w:val="30"/>
+        </w:rPr>
+        <w:t xml:space="preserve">Guided Practice</w:t>
+      </w:r>
+    </w:p>
+    <w:p>
+      <w:pPr>
+        <w:pStyle w:val="Heading2"/>
+        <w:spacing w:after="80" w:before="180"/>
+      </w:pPr>
+      <w:r>
+        <w:rPr>
+          <w:b/>
+          <w:bCs/>
+          <w:color w:val="12355B"/>
+          <w:sz w:val="24"/>
+          <w:szCs w:val="24"/>
+        </w:rPr>
+        <w:t xml:space="preserve">Solve Together</w:t>
+      </w:r>
+      <w:r>
+        <w:rPr>
+          <w:i/>
+          <w:iCs/>
+          <w:color w:val="6B4FA0"/>
+          <w:sz w:val="19"/>
+          <w:szCs w:val="19"/>
+        </w:rPr>
+        <w:t xml:space="preserve">   We Do — work with your class</w:t>
+      </w:r>
+    </w:p>
+    <w:p>
+      <w:pPr>
+        <w:keepNext/>
+        <w:spacing w:after="40" w:before="40"/>
+      </w:pPr>
+      <w:r>
+        <w:rPr>
+          <w:b/>
+          <w:bCs/>
+          <w:color w:val="12355B"/>
+          <w:sz w:val="21"/>
+          <w:szCs w:val="21"/>
+        </w:rPr>
+        <w:t xml:space="preserve">Problem:  </w:t>
+      </w:r>
+      <w:r>
+        <w:rPr>
+          <w:sz w:val="21"/>
+          <w:szCs w:val="21"/>
+        </w:rPr>
+        <w:t xml:space="preserve">On a box plot, what does the line inside the box represent?</w:t>
+      </w:r>
+    </w:p>
+    <w:p>
+      <w:pPr>
+        <w:spacing w:after="30"/>
+        <w:ind w:left="420"/>
+      </w:pPr>
+      <w:r>
+        <w:rPr>
+          <w:sz w:val="20"/>
+          <w:szCs w:val="20"/>
+        </w:rPr>
+        <w:t xml:space="preserve">A)  The median</w:t>
+      </w:r>
+    </w:p>
+    <w:p>
+      <w:pPr>
+        <w:spacing w:after="30"/>
+        <w:ind w:left="420"/>
+      </w:pPr>
+      <w:r>
+        <w:rPr>
+          <w:sz w:val="20"/>
+          <w:szCs w:val="20"/>
+        </w:rPr>
+        <w:t xml:space="preserve">B)  The mean</w:t>
+      </w:r>
+    </w:p>
+    <w:p>
+      <w:pPr>
+        <w:spacing w:after="30"/>
+        <w:ind w:left="420"/>
+      </w:pPr>
+      <w:r>
+        <w:rPr>
+          <w:sz w:val="20"/>
+          <w:szCs w:val="20"/>
+        </w:rPr>
+        <w:t xml:space="preserve">C)  The mode</w:t>
+      </w:r>
+    </w:p>
+    <w:p>
+      <w:pPr>
+        <w:spacing w:after="30"/>
+        <w:ind w:left="420"/>
+      </w:pPr>
+      <w:r>
+        <w:rPr>
+          <w:sz w:val="20"/>
+          <w:szCs w:val="20"/>
+        </w:rPr>
+        <w:t xml:space="preserve">D)  The range</w:t>
+      </w:r>
+    </w:p>
+    <w:p>
+      <w:pPr>
+        <w:keepNext/>
+        <w:spacing w:after="0" w:before="50"/>
+      </w:pPr>
+      <w:r>
+        <w:rPr>
+          <w:b/>
+          <w:bCs/>
+          <w:color w:val="6B4FA0"/>
+          <w:sz w:val="21"/>
+          <w:szCs w:val="21"/>
+        </w:rPr>
+        <w:t xml:space="preserve">Step 1:</w:t>
+      </w:r>
+    </w:p>
+    <w:p>
+      <w:pPr>
+        <w:pBdr>
+          <w:bottom w:val="single" w:color="AFBECC" w:sz="6"/>
+        </w:pBdr>
+        <w:spacing w:after="30" w:before="150"/>
+      </w:pPr>
+      <w:r>
+        <w:t xml:space="preserve"/>
+      </w:r>
+    </w:p>
+    <w:p>
+      <w:pPr>
+        <w:keepNext/>
+        <w:spacing w:after="0" w:before="50"/>
+      </w:pPr>
+      <w:r>
+        <w:rPr>
+          <w:b/>
+          <w:bCs/>
+          <w:color w:val="6B4FA0"/>
+          <w:sz w:val="21"/>
+          <w:szCs w:val="21"/>
+        </w:rPr>
+        <w:t xml:space="preserve">Step 2:</w:t>
+      </w:r>
+    </w:p>
+    <w:p>
+      <w:pPr>
+        <w:pBdr>
+          <w:bottom w:val="single" w:color="AFBECC" w:sz="6"/>
+        </w:pBdr>
+        <w:spacing w:after="30" w:before="150"/>
+      </w:pPr>
+      <w:r>
+        <w:t xml:space="preserve"/>
+      </w:r>
+    </w:p>
+    <w:p>
+      <w:pPr>
+        <w:keepNext/>
+        <w:spacing w:after="0" w:before="60"/>
+      </w:pPr>
+      <w:r>
+        <w:rPr>
+          <w:b/>
+          <w:bCs/>
+          <w:color w:val="12355B"/>
+          <w:sz w:val="21"/>
+          <w:szCs w:val="21"/>
+        </w:rPr>
+        <w:t xml:space="preserve">Answer:</w:t>
+      </w:r>
+    </w:p>
+    <w:p>
+      <w:pPr>
+        <w:pBdr>
+          <w:bottom w:val="single" w:color="AFBECC" w:sz="6"/>
+        </w:pBdr>
+        <w:spacing w:after="30" w:before="150"/>
+      </w:pPr>
+      <w:r>
+        <w:t xml:space="preserve"/>
+      </w:r>
+    </w:p>
+    <w:p>
+      <w:pPr>
+        <w:spacing w:after="80"/>
+      </w:pPr>
+      <w:r>
+        <w:t xml:space="preserve"/>
+      </w:r>
+    </w:p>
+    <w:tbl>
+      <w:tblPr>
+        <w:tblW w:type="pct" w:w="100%"/>
+        <w:tblBorders>
+          <w:top w:val="single" w:color="BBD0DE" w:sz="8"/>
+          <w:left w:val="single" w:color="BBD0DE" w:sz="8"/>
+          <w:bottom w:val="single" w:color="BBD0DE" w:sz="8"/>
+          <w:right w:val="single" w:color="BBD0DE" w:sz="8"/>
+          <w:insideH w:val="single" w:color="auto" w:sz="4"/>
+          <w:insideV w:val="single" w:color="auto" w:sz="4"/>
+        </w:tblBorders>
+      </w:tblPr>
+      <w:tblGrid>
+        <w:gridCol w:w="100"/>
+      </w:tblGrid>
+      <w:tr>
+        <w:tc>
+          <w:tcPr>
+            <w:shd w:fill="EEF4F8" w:color="auto" w:val="clear"/>
+            <w:tcMar>
+              <w:top w:type="dxa" w:w="120"/>
+              <w:left w:type="dxa" w:w="180"/>
+              <w:bottom w:type="dxa" w:w="120"/>
+              <w:right w:type="dxa" w:w="180"/>
+            </w:tcMar>
+          </w:tcPr>
+          <w:p>
+            <w:pPr>
               <w:spacing w:after="60"/>
             </w:pPr>
             <w:r>
@@ -3606,6 +4902,97 @@
           <w:szCs w:val="19"/>
         </w:rPr>
         <w:t xml:space="preserve">  — IQR = Q3 − Q1 = 36 − 20 = 16. The IQR tells you the range of the middle 50% of the data.</w:t>
+      </w:r>
+    </w:p>
+    <w:p>
+      <w:pPr>
+        <w:pStyle w:val="Heading2"/>
+        <w:spacing w:after="80" w:before="180"/>
+      </w:pPr>
+      <w:r>
+        <w:rPr>
+          <w:b/>
+          <w:bCs/>
+          <w:color w:val="12355B"/>
+          <w:sz w:val="24"/>
+          <w:szCs w:val="24"/>
+        </w:rPr>
+        <w:t xml:space="preserve">Math Writing Criteria</w:t>
+      </w:r>
+    </w:p>
+    <w:p>
+      <w:pPr>
+        <w:spacing w:after="100"/>
+      </w:pPr>
+      <w:r>
+        <w:rPr>
+          <w:i/>
+          <w:iCs/>
+          <w:color w:val="5F6F80"/>
+          <w:sz w:val="19"/>
+          <w:szCs w:val="19"/>
+        </w:rPr>
+        <w:t xml:space="preserve">The support level changes the amount of language scaffolding, not the mathematical expectation.</w:t>
+      </w:r>
+    </w:p>
+    <w:p>
+      <w:pPr>
+        <w:spacing w:after="80"/>
+      </w:pPr>
+      <w:r>
+        <w:rPr>
+          <w:sz w:val="20"/>
+          <w:szCs w:val="20"/>
+        </w:rPr>
+        <w:t xml:space="preserve">☐  I answered the question.</w:t>
+      </w:r>
+    </w:p>
+    <w:p>
+      <w:pPr>
+        <w:spacing w:after="80"/>
+      </w:pPr>
+      <w:r>
+        <w:rPr>
+          <w:sz w:val="20"/>
+          <w:szCs w:val="20"/>
+        </w:rPr>
+        <w:t xml:space="preserve">☐  I used math evidence: numbers, an equation, a model, or a comparison.</w:t>
+      </w:r>
+    </w:p>
+    <w:p>
+      <w:pPr>
+        <w:spacing w:after="80"/>
+      </w:pPr>
+      <w:r>
+        <w:rPr>
+          <w:sz w:val="20"/>
+          <w:szCs w:val="20"/>
+        </w:rPr>
+        <w:t xml:space="preserve">☐  I explained how the evidence proves my answer.</w:t>
+      </w:r>
+    </w:p>
+    <w:p>
+      <w:pPr>
+        <w:spacing w:after="80"/>
+      </w:pPr>
+      <w:r>
+        <w:rPr>
+          <w:sz w:val="20"/>
+          <w:szCs w:val="20"/>
+        </w:rPr>
+        <w:t xml:space="preserve">☐  I used at least two math words.</w:t>
+      </w:r>
+    </w:p>
+    <w:p>
+      <w:pPr>
+        <w:spacing w:after="80"/>
+      </w:pPr>
+      <w:r>
+        <w:rPr>
+          <w:sz w:val="20"/>
+          <w:szCs w:val="20"/>
+        </w:rPr>
+        <w:t xml:space="preserve">☐  I reread complete sentences and punctuation.</w:t>
       </w:r>
     </w:p>
     <w:sectPr>

--- a/lessons/8-5/downloads/8-5-notes-teacher.docx
+++ b/lessons/8-5/downloads/8-5-notes-teacher.docx
@@ -1447,7 +1447,7 @@
           <w:sz w:val="22"/>
           <w:szCs w:val="22"/>
         </w:rPr>
-        <w:t xml:space="preserve">__________  —  Show every solution to an inequality on a number line with a boundary point and an arrow.</w:t>
+        <w:t xml:space="preserve">Mark the ___ ___, then shade every value that makes it true.</w:t>
       </w:r>
     </w:p>
     <w:p>

--- a/lessons/8-5/downloads/8-5-notes-teacher.docx
+++ b/lessons/8-5/downloads/8-5-notes-teacher.docx
@@ -219,10 +219,12 @@
     <w:p>
       <w:pPr>
         <w:pStyle w:val="Heading1"/>
+        <w:keepNext/>
+        <w:keepLines/>
         <w:pBdr>
           <w:bottom w:val="single" w:color="1FA6A2" w:sz="14" w:space="6"/>
         </w:pBdr>
-        <w:spacing w:after="140" w:before="260"/>
+        <w:spacing w:after="140" w:before="300"/>
       </w:pPr>
       <w:r>
         <w:rPr>
@@ -1331,10 +1333,12 @@
     <w:p>
       <w:pPr>
         <w:pStyle w:val="Heading1"/>
+        <w:keepNext/>
+        <w:keepLines/>
         <w:pBdr>
           <w:bottom w:val="single" w:color="1FA6A2" w:sz="14" w:space="6"/>
         </w:pBdr>
-        <w:spacing w:after="140" w:before="260"/>
+        <w:spacing w:after="140" w:before="300"/>
       </w:pPr>
       <w:r>
         <w:rPr>
@@ -1430,7 +1434,8 @@
     </w:p>
     <w:p>
       <w:pPr>
-        <w:spacing w:after="120" w:before="80"/>
+        <w:keepLines/>
+        <w:spacing w:after="260" w:before="200"/>
       </w:pPr>
       <w:r>
         <w:rPr>
@@ -1447,56 +1452,41 @@
           <w:sz w:val="22"/>
           <w:szCs w:val="22"/>
         </w:rPr>
-        <w:t xml:space="preserve">Mark the ___ ___, then shade every value that makes it true.</w:t>
-      </w:r>
-    </w:p>
-    <w:p>
-      <w:pPr>
-        <w:spacing w:after="120" w:before="80"/>
-      </w:pPr>
-      <w:r>
-        <w:rPr>
-          <w:b/>
-          <w:bCs/>
-          <w:color w:val="12355B"/>
+        <w:t xml:space="preserve">Mark the </w:t>
+      </w:r>
+      <w:r>
+        <w:rPr>
           <w:sz w:val="22"/>
           <w:szCs w:val="22"/>
         </w:rPr>
-        <w:t xml:space="preserve">2.  </w:t>
+        <w:t xml:space="preserve">________________</w:t>
       </w:r>
       <w:r>
         <w:rPr>
           <w:sz w:val="22"/>
           <w:szCs w:val="22"/>
         </w:rPr>
-        <w:t xml:space="preserve">A line with numbers in order used to show values and solutions is a ___.</w:t>
-      </w:r>
-    </w:p>
-    <w:p>
-      <w:pPr>
-        <w:spacing w:after="120" w:before="80"/>
-      </w:pPr>
-      <w:r>
-        <w:rPr>
-          <w:b/>
-          <w:bCs/>
-          <w:color w:val="12355B"/>
+        <w:t xml:space="preserve"> </w:t>
+      </w:r>
+      <w:r>
+        <w:rPr>
           <w:sz w:val="22"/>
           <w:szCs w:val="22"/>
         </w:rPr>
-        <w:t xml:space="preserve">3.  </w:t>
+        <w:t xml:space="preserve">________________</w:t>
       </w:r>
       <w:r>
         <w:rPr>
           <w:sz w:val="22"/>
           <w:szCs w:val="22"/>
         </w:rPr>
-        <w:t xml:space="preserve">A hollow circle that shows a value is NOT included, used for &lt; or &gt;, is an ___.</w:t>
-      </w:r>
-    </w:p>
-    <w:p>
-      <w:pPr>
-        <w:spacing w:after="120" w:before="80"/>
+        <w:t xml:space="preserve">, then shade every value that makes it true.</w:t>
+      </w:r>
+    </w:p>
+    <w:p>
+      <w:pPr>
+        <w:keepLines/>
+        <w:spacing w:after="260" w:before="200"/>
       </w:pPr>
       <w:r>
         <w:rPr>
@@ -1506,41 +1496,34 @@
           <w:sz w:val="22"/>
           <w:szCs w:val="22"/>
         </w:rPr>
-        <w:t xml:space="preserve">4.  </w:t>
+        <w:t xml:space="preserve">2.  </w:t>
       </w:r>
       <w:r>
         <w:rPr>
           <w:sz w:val="22"/>
           <w:szCs w:val="22"/>
         </w:rPr>
-        <w:t xml:space="preserve">A filled-in circle that shows a value IS included, used for ≤ or ≥, is a ___.</w:t>
-      </w:r>
-    </w:p>
-    <w:p>
-      <w:pPr>
-        <w:spacing w:after="120" w:before="80"/>
-      </w:pPr>
-      <w:r>
-        <w:rPr>
-          <w:b/>
-          <w:bCs/>
-          <w:color w:val="12355B"/>
+        <w:t xml:space="preserve">A line with numbers in order used to show values and solutions is a </w:t>
+      </w:r>
+      <w:r>
+        <w:rPr>
           <w:sz w:val="22"/>
           <w:szCs w:val="22"/>
         </w:rPr>
-        <w:t xml:space="preserve">5.  </w:t>
+        <w:t xml:space="preserve">________________</w:t>
       </w:r>
       <w:r>
         <w:rPr>
           <w:sz w:val="22"/>
           <w:szCs w:val="22"/>
         </w:rPr>
-        <w:t xml:space="preserve">All the values that make an inequality true form the ___.</w:t>
-      </w:r>
-    </w:p>
-    <w:p>
-      <w:pPr>
-        <w:spacing w:after="120" w:before="80"/>
+        <w:t xml:space="preserve">.</w:t>
+      </w:r>
+    </w:p>
+    <w:p>
+      <w:pPr>
+        <w:keepLines/>
+        <w:spacing w:after="260" w:before="200"/>
       </w:pPr>
       <w:r>
         <w:rPr>
@@ -1550,46 +1533,187 @@
           <w:sz w:val="22"/>
           <w:szCs w:val="22"/>
         </w:rPr>
-        <w:t xml:space="preserve">6.  </w:t>
+        <w:t xml:space="preserve">3.  </w:t>
       </w:r>
       <w:r>
         <w:rPr>
           <w:sz w:val="22"/>
           <w:szCs w:val="22"/>
         </w:rPr>
-        <w:t xml:space="preserve">A math sentence comparing two amounts with &lt;, &gt;, ≤, or ≥ is an ___.</w:t>
-      </w:r>
-    </w:p>
-    <w:p>
-      <w:pPr>
-        <w:spacing w:after="120" w:before="80"/>
-      </w:pPr>
-      <w:r>
-        <w:rPr>
-          <w:b/>
-          <w:bCs/>
-          <w:color w:val="12355B"/>
+        <w:t xml:space="preserve">A hollow circle that shows a value is NOT included, used for &lt; or &gt;, is an </w:t>
+      </w:r>
+      <w:r>
+        <w:rPr>
           <w:sz w:val="22"/>
           <w:szCs w:val="22"/>
         </w:rPr>
-        <w:t xml:space="preserve">7.  </w:t>
+        <w:t xml:space="preserve">________________</w:t>
       </w:r>
       <w:r>
         <w:rPr>
           <w:sz w:val="22"/>
           <w:szCs w:val="22"/>
         </w:rPr>
-        <w:t xml:space="preserve">The number where the solution set begins on the number line is the ___.</w:t>
+        <w:t xml:space="preserve">.</w:t>
+      </w:r>
+    </w:p>
+    <w:p>
+      <w:pPr>
+        <w:keepLines/>
+        <w:spacing w:after="260" w:before="200"/>
+      </w:pPr>
+      <w:r>
+        <w:rPr>
+          <w:b/>
+          <w:bCs/>
+          <w:color w:val="12355B"/>
+          <w:sz w:val="22"/>
+          <w:szCs w:val="22"/>
+        </w:rPr>
+        <w:t xml:space="preserve">4.  </w:t>
+      </w:r>
+      <w:r>
+        <w:rPr>
+          <w:sz w:val="22"/>
+          <w:szCs w:val="22"/>
+        </w:rPr>
+        <w:t xml:space="preserve">A filled-in circle that shows a value IS included, used for ≤ or ≥, is a </w:t>
+      </w:r>
+      <w:r>
+        <w:rPr>
+          <w:sz w:val="22"/>
+          <w:szCs w:val="22"/>
+        </w:rPr>
+        <w:t xml:space="preserve">________________</w:t>
+      </w:r>
+      <w:r>
+        <w:rPr>
+          <w:sz w:val="22"/>
+          <w:szCs w:val="22"/>
+        </w:rPr>
+        <w:t xml:space="preserve">.</w:t>
+      </w:r>
+    </w:p>
+    <w:p>
+      <w:pPr>
+        <w:keepLines/>
+        <w:spacing w:after="260" w:before="200"/>
+      </w:pPr>
+      <w:r>
+        <w:rPr>
+          <w:b/>
+          <w:bCs/>
+          <w:color w:val="12355B"/>
+          <w:sz w:val="22"/>
+          <w:szCs w:val="22"/>
+        </w:rPr>
+        <w:t xml:space="preserve">5.  </w:t>
+      </w:r>
+      <w:r>
+        <w:rPr>
+          <w:sz w:val="22"/>
+          <w:szCs w:val="22"/>
+        </w:rPr>
+        <w:t xml:space="preserve">All the values that make an inequality true form the </w:t>
+      </w:r>
+      <w:r>
+        <w:rPr>
+          <w:sz w:val="22"/>
+          <w:szCs w:val="22"/>
+        </w:rPr>
+        <w:t xml:space="preserve">________________</w:t>
+      </w:r>
+      <w:r>
+        <w:rPr>
+          <w:sz w:val="22"/>
+          <w:szCs w:val="22"/>
+        </w:rPr>
+        <w:t xml:space="preserve">.</w:t>
+      </w:r>
+    </w:p>
+    <w:p>
+      <w:pPr>
+        <w:keepLines/>
+        <w:spacing w:after="260" w:before="200"/>
+      </w:pPr>
+      <w:r>
+        <w:rPr>
+          <w:b/>
+          <w:bCs/>
+          <w:color w:val="12355B"/>
+          <w:sz w:val="22"/>
+          <w:szCs w:val="22"/>
+        </w:rPr>
+        <w:t xml:space="preserve">6.  </w:t>
+      </w:r>
+      <w:r>
+        <w:rPr>
+          <w:sz w:val="22"/>
+          <w:szCs w:val="22"/>
+        </w:rPr>
+        <w:t xml:space="preserve">A math sentence comparing two amounts with &lt;, &gt;, ≤, or ≥ is an </w:t>
+      </w:r>
+      <w:r>
+        <w:rPr>
+          <w:sz w:val="22"/>
+          <w:szCs w:val="22"/>
+        </w:rPr>
+        <w:t xml:space="preserve">________________</w:t>
+      </w:r>
+      <w:r>
+        <w:rPr>
+          <w:sz w:val="22"/>
+          <w:szCs w:val="22"/>
+        </w:rPr>
+        <w:t xml:space="preserve">.</w:t>
+      </w:r>
+    </w:p>
+    <w:p>
+      <w:pPr>
+        <w:keepLines/>
+        <w:spacing w:after="260" w:before="200"/>
+      </w:pPr>
+      <w:r>
+        <w:rPr>
+          <w:b/>
+          <w:bCs/>
+          <w:color w:val="12355B"/>
+          <w:sz w:val="22"/>
+          <w:szCs w:val="22"/>
+        </w:rPr>
+        <w:t xml:space="preserve">7.  </w:t>
+      </w:r>
+      <w:r>
+        <w:rPr>
+          <w:sz w:val="22"/>
+          <w:szCs w:val="22"/>
+        </w:rPr>
+        <w:t xml:space="preserve">The number where the solution set begins on the number line is the </w:t>
+      </w:r>
+      <w:r>
+        <w:rPr>
+          <w:sz w:val="22"/>
+          <w:szCs w:val="22"/>
+        </w:rPr>
+        <w:t xml:space="preserve">________________</w:t>
+      </w:r>
+      <w:r>
+        <w:rPr>
+          <w:sz w:val="22"/>
+          <w:szCs w:val="22"/>
+        </w:rPr>
+        <w:t xml:space="preserve">.</w:t>
       </w:r>
     </w:p>
     <w:p>
       <w:pPr>
         <w:pStyle w:val="Heading1"/>
-        <w:pageBreakBefore/>
+        <w:keepNext/>
+        <w:keepLines/>
         <w:pBdr>
           <w:bottom w:val="single" w:color="1FA6A2" w:sz="14" w:space="6"/>
         </w:pBdr>
-        <w:spacing w:after="140" w:before="0"/>
+        <w:spacing w:after="140" w:before="300"/>
       </w:pPr>
       <w:r>
         <w:rPr>
@@ -2870,11 +2994,12 @@
     <w:p>
       <w:pPr>
         <w:pStyle w:val="Heading1"/>
-        <w:pageBreakBefore/>
+        <w:keepNext/>
+        <w:keepLines/>
         <w:pBdr>
           <w:bottom w:val="single" w:color="1FA6A2" w:sz="14" w:space="6"/>
         </w:pBdr>
-        <w:spacing w:after="140" w:before="0"/>
+        <w:spacing w:after="140" w:before="300"/>
       </w:pPr>
       <w:r>
         <w:rPr>
@@ -3207,11 +3332,12 @@
     <w:p>
       <w:pPr>
         <w:pStyle w:val="Heading1"/>
-        <w:pageBreakBefore/>
+        <w:keepNext/>
+        <w:keepLines/>
         <w:pBdr>
           <w:bottom w:val="single" w:color="1FA6A2" w:sz="14" w:space="6"/>
         </w:pBdr>
-        <w:spacing w:after="140" w:before="0"/>
+        <w:spacing w:after="140" w:before="300"/>
       </w:pPr>
       <w:r>
         <w:rPr>
@@ -3932,11 +4058,12 @@
     <w:p>
       <w:pPr>
         <w:pStyle w:val="Heading1"/>
-        <w:pageBreakBefore/>
+        <w:keepNext/>
+        <w:keepLines/>
         <w:pBdr>
           <w:bottom w:val="single" w:color="1FA6A2" w:sz="14" w:space="6"/>
         </w:pBdr>
-        <w:spacing w:after="140" w:before="0"/>
+        <w:spacing w:after="140" w:before="300"/>
       </w:pPr>
       <w:r>
         <w:rPr>
@@ -4435,11 +4562,12 @@
     <w:p>
       <w:pPr>
         <w:pStyle w:val="Heading1"/>
-        <w:pageBreakBefore/>
+        <w:keepNext/>
+        <w:keepLines/>
         <w:pBdr>
           <w:bottom w:val="single" w:color="1FA6A2" w:sz="14" w:space="6"/>
         </w:pBdr>
-        <w:spacing w:after="140" w:before="0"/>
+        <w:spacing w:after="140" w:before="300"/>
       </w:pPr>
       <w:r>
         <w:rPr>
@@ -4552,6 +4680,8 @@
     <w:p>
       <w:pPr>
         <w:pStyle w:val="Heading1"/>
+        <w:keepNext/>
+        <w:keepLines/>
         <w:pageBreakBefore/>
         <w:pBdr>
           <w:bottom w:val="single" w:color="1FA6A2" w:sz="14" w:space="6"/>

--- a/lessons/8-5/downloads/8-5-notes-teacher.docx
+++ b/lessons/8-5/downloads/8-5-notes-teacher.docx
@@ -1726,47 +1726,6 @@
         <w:t xml:space="preserve">Write About the Math</w:t>
       </w:r>
     </w:p>
-    <w:p>
-      <w:pPr>
-        <w:spacing w:after="100"/>
-      </w:pPr>
-      <w:r>
-        <w:rPr>
-          <w:i/>
-          <w:iCs/>
-          <w:color w:val="5F6F80"/>
-          <w:sz w:val="19"/>
-          <w:szCs w:val="19"/>
-        </w:rPr>
-        <w:t xml:space="preserve">Use the support level you need. Every level answers the same math question.</w:t>
-      </w:r>
-    </w:p>
-    <w:p>
-      <w:pPr>
-        <w:pStyle w:val="Heading2"/>
-        <w:spacing w:after="80" w:before="180"/>
-      </w:pPr>
-      <w:r>
-        <w:rPr>
-          <w:b/>
-          <w:bCs/>
-          <w:color w:val="12355B"/>
-          <w:sz w:val="24"/>
-          <w:szCs w:val="24"/>
-        </w:rPr>
-        <w:t xml:space="preserve">1. Understand the Question</w:t>
-      </w:r>
-      <w:r>
-        <w:rPr>
-          <w:i/>
-          <w:iCs/>
-          <w:color w:val="B97A12"/>
-          <w:sz w:val="19"/>
-          <w:szCs w:val="19"/>
-        </w:rPr>
-        <w:t xml:space="preserve">   explain</w:t>
-      </w:r>
-    </w:p>
     <w:tbl>
       <w:tblPr>
         <w:tblW w:type="pct" w:w="100%"/>
@@ -1805,344 +1764,6 @@
               </w:rPr>
               <w:t xml:space="preserve">Why did the detective use an open circle instead of a closed circle? What values of p are possible?</w:t>
             </w:r>
-          </w:p>
-          <w:p>
-            <w:pPr>
-              <w:spacing w:after="0"/>
-            </w:pPr>
-            <w:r>
-              <w:rPr>
-                <w:b/>
-                <w:bCs/>
-                <w:color w:val="12355B"/>
-                <w:sz w:val="20"/>
-                <w:szCs w:val="20"/>
-              </w:rPr>
-              <w:t xml:space="preserve">Your job:  </w:t>
-            </w:r>
-            <w:r>
-              <w:rPr>
-                <w:sz w:val="20"/>
-                <w:szCs w:val="20"/>
-              </w:rPr>
-              <w:t xml:space="preserve">Answer the question. Use math evidence. Explain how the evidence proves your answer.</w:t>
-            </w:r>
-            <w:r>
-              <w:rPr>
-                <w:i/>
-                <w:iCs/>
-                <w:color w:val="5F6F80"/>
-                <w:sz w:val="18"/>
-                <w:szCs w:val="18"/>
-              </w:rPr>
-              <w:br/>
-              <w:t xml:space="preserve">Responde la pregunta. Usa evidencia matemática. Explica cómo la evidencia demuestra tu respuesta.</w:t>
-            </w:r>
-          </w:p>
-        </w:tc>
-      </w:tr>
-    </w:tbl>
-    <w:p>
-      <w:pPr>
-        <w:pStyle w:val="Heading2"/>
-        <w:spacing w:after="80" w:before="180"/>
-      </w:pPr>
-      <w:r>
-        <w:rPr>
-          <w:b/>
-          <w:bCs/>
-          <w:color w:val="12355B"/>
-          <w:sz w:val="24"/>
-          <w:szCs w:val="24"/>
-        </w:rPr>
-        <w:t xml:space="preserve">2. Plan Your Math Words</w:t>
-      </w:r>
-      <w:r>
-        <w:rPr>
-          <w:i/>
-          <w:iCs/>
-          <w:color w:val="1FA6A2"/>
-          <w:sz w:val="19"/>
-          <w:szCs w:val="19"/>
-        </w:rPr>
-        <w:t xml:space="preserve">   check at least two</w:t>
-      </w:r>
-    </w:p>
-    <w:p>
-      <w:pPr>
-        <w:spacing w:after="60"/>
-      </w:pPr>
-      <w:r>
-        <w:rPr>
-          <w:b/>
-          <w:bCs/>
-          <w:color w:val="1FA6A2"/>
-          <w:sz w:val="22"/>
-          <w:szCs w:val="22"/>
-        </w:rPr>
-        <w:t xml:space="preserve">☐  </w:t>
-      </w:r>
-      <w:r>
-        <w:rPr>
-          <w:b/>
-          <w:bCs/>
-          <w:color w:val="12355B"/>
-          <w:sz w:val="20"/>
-          <w:szCs w:val="20"/>
-        </w:rPr>
-        <w:t xml:space="preserve">Graph Inequalities — </w:t>
-      </w:r>
-      <w:r>
-        <w:rPr>
-          <w:sz w:val="20"/>
-          <w:szCs w:val="20"/>
-        </w:rPr>
-        <w:t xml:space="preserve">Show every solution to an inequality on a number line with a boundary point and an arrow.</w:t>
-      </w:r>
-      <w:r>
-        <w:rPr>
-          <w:i/>
-          <w:iCs/>
-          <w:color w:val="5F6F80"/>
-          <w:sz w:val="18"/>
-          <w:szCs w:val="18"/>
-        </w:rPr>
-        <w:br/>
-        <w:t xml:space="preserve">Representar desigualdades en una recta numérica — Mostrar cada solución de una desigualdad en una recta numérica con un punto límite y una flecha.</w:t>
-      </w:r>
-    </w:p>
-    <w:p>
-      <w:pPr>
-        <w:spacing w:after="60"/>
-      </w:pPr>
-      <w:r>
-        <w:rPr>
-          <w:b/>
-          <w:bCs/>
-          <w:color w:val="1FA6A2"/>
-          <w:sz w:val="22"/>
-          <w:szCs w:val="22"/>
-        </w:rPr>
-        <w:t xml:space="preserve">☐  </w:t>
-      </w:r>
-      <w:r>
-        <w:rPr>
-          <w:b/>
-          <w:bCs/>
-          <w:color w:val="12355B"/>
-          <w:sz w:val="20"/>
-          <w:szCs w:val="20"/>
-        </w:rPr>
-        <w:t xml:space="preserve">Number line — </w:t>
-      </w:r>
-      <w:r>
-        <w:rPr>
-          <w:sz w:val="20"/>
-          <w:szCs w:val="20"/>
-        </w:rPr>
-        <w:t xml:space="preserve">A straight line where numbers are placed in order; numbers get smaller to the left and larger to the right.</w:t>
-      </w:r>
-      <w:r>
-        <w:rPr>
-          <w:i/>
-          <w:iCs/>
-          <w:color w:val="5F6F80"/>
-          <w:sz w:val="18"/>
-          <w:szCs w:val="18"/>
-        </w:rPr>
-        <w:br/>
-        <w:t xml:space="preserve">Recta numérica — Una recta donde los números se colocan en orden; los números son menores a la izquierda y mayores a la derecha.</w:t>
-      </w:r>
-    </w:p>
-    <w:p>
-      <w:pPr>
-        <w:spacing w:after="60"/>
-      </w:pPr>
-      <w:r>
-        <w:rPr>
-          <w:b/>
-          <w:bCs/>
-          <w:color w:val="1FA6A2"/>
-          <w:sz w:val="22"/>
-          <w:szCs w:val="22"/>
-        </w:rPr>
-        <w:t xml:space="preserve">☐  </w:t>
-      </w:r>
-      <w:r>
-        <w:rPr>
-          <w:b/>
-          <w:bCs/>
-          <w:color w:val="12355B"/>
-          <w:sz w:val="20"/>
-          <w:szCs w:val="20"/>
-        </w:rPr>
-        <w:t xml:space="preserve">Open circle — </w:t>
-      </w:r>
-      <w:r>
-        <w:rPr>
-          <w:sz w:val="20"/>
-          <w:szCs w:val="20"/>
-        </w:rPr>
-        <w:t xml:space="preserve">An empty circle showing a number is NOT included.</w:t>
-      </w:r>
-      <w:r>
-        <w:rPr>
-          <w:i/>
-          <w:iCs/>
-          <w:color w:val="5F6F80"/>
-          <w:sz w:val="18"/>
-          <w:szCs w:val="18"/>
-        </w:rPr>
-        <w:br/>
-        <w:t xml:space="preserve">Círculo abierto — Un círculo vacío que muestra que un número NO está incluido.</w:t>
-      </w:r>
-    </w:p>
-    <w:p>
-      <w:pPr>
-        <w:spacing w:after="60"/>
-      </w:pPr>
-      <w:r>
-        <w:rPr>
-          <w:b/>
-          <w:bCs/>
-          <w:color w:val="1FA6A2"/>
-          <w:sz w:val="22"/>
-          <w:szCs w:val="22"/>
-        </w:rPr>
-        <w:t xml:space="preserve">☐  </w:t>
-      </w:r>
-      <w:r>
-        <w:rPr>
-          <w:b/>
-          <w:bCs/>
-          <w:color w:val="12355B"/>
-          <w:sz w:val="20"/>
-          <w:szCs w:val="20"/>
-        </w:rPr>
-        <w:t xml:space="preserve">Closed circle — </w:t>
-      </w:r>
-      <w:r>
-        <w:rPr>
-          <w:sz w:val="20"/>
-          <w:szCs w:val="20"/>
-        </w:rPr>
-        <w:t xml:space="preserve">A filled-in circle showing a number IS included.</w:t>
-      </w:r>
-      <w:r>
-        <w:rPr>
-          <w:i/>
-          <w:iCs/>
-          <w:color w:val="5F6F80"/>
-          <w:sz w:val="18"/>
-          <w:szCs w:val="18"/>
-        </w:rPr>
-        <w:br/>
-        <w:t xml:space="preserve">Círculo cerrado — Un círculo relleno que muestra que un número SÍ está incluido.</w:t>
-      </w:r>
-    </w:p>
-    <w:p>
-      <w:pPr>
-        <w:spacing w:after="60"/>
-      </w:pPr>
-      <w:r>
-        <w:rPr>
-          <w:b/>
-          <w:bCs/>
-          <w:color w:val="1FA6A2"/>
-          <w:sz w:val="22"/>
-          <w:szCs w:val="22"/>
-        </w:rPr>
-        <w:t xml:space="preserve">☐  </w:t>
-      </w:r>
-      <w:r>
-        <w:rPr>
-          <w:b/>
-          <w:bCs/>
-          <w:color w:val="12355B"/>
-          <w:sz w:val="20"/>
-          <w:szCs w:val="20"/>
-        </w:rPr>
-        <w:t xml:space="preserve">Solution set — </w:t>
-      </w:r>
-      <w:r>
-        <w:rPr>
-          <w:sz w:val="20"/>
-          <w:szCs w:val="20"/>
-        </w:rPr>
-        <w:t xml:space="preserve">All the numbers that make the inequality true.</w:t>
-      </w:r>
-      <w:r>
-        <w:rPr>
-          <w:i/>
-          <w:iCs/>
-          <w:color w:val="5F6F80"/>
-          <w:sz w:val="18"/>
-          <w:szCs w:val="18"/>
-        </w:rPr>
-        <w:br/>
-        <w:t xml:space="preserve">Conjunto solución — Todos los números que hacen verdadera la desigualdad.</w:t>
-      </w:r>
-    </w:p>
-    <w:tbl>
-      <w:tblPr>
-        <w:tblW w:type="pct" w:w="100%"/>
-        <w:tblBorders>
-          <w:top w:val="single" w:color="1FA6A2" w:sz="8"/>
-          <w:left w:val="single" w:color="1FA6A2" w:sz="8"/>
-          <w:bottom w:val="single" w:color="1FA6A2" w:sz="8"/>
-          <w:right w:val="single" w:color="1FA6A2" w:sz="8"/>
-          <w:insideH w:val="single" w:color="auto" w:sz="4"/>
-          <w:insideV w:val="single" w:color="auto" w:sz="4"/>
-        </w:tblBorders>
-      </w:tblPr>
-      <w:tblGrid>
-        <w:gridCol w:w="100"/>
-      </w:tblGrid>
-      <w:tr>
-        <w:tc>
-          <w:tcPr>
-            <w:shd w:fill="F7FFFD" w:color="auto" w:val="clear"/>
-            <w:tcMar>
-              <w:top w:type="dxa" w:w="120"/>
-              <w:left w:type="dxa" w:w="180"/>
-              <w:bottom w:type="dxa" w:w="120"/>
-              <w:right w:type="dxa" w:w="180"/>
-            </w:tcMar>
-          </w:tcPr>
-          <w:p>
-            <w:pPr>
-              <w:spacing w:after="50"/>
-            </w:pPr>
-            <w:r>
-              <w:rPr>
-                <w:b/>
-                <w:bCs/>
-                <w:color w:val="1FA6A2"/>
-                <w:sz w:val="20"/>
-                <w:szCs w:val="20"/>
-              </w:rPr>
-              <w:t xml:space="preserve">Say it first:  </w:t>
-            </w:r>
-            <w:r>
-              <w:rPr>
-                <w:sz w:val="20"/>
-                <w:szCs w:val="20"/>
-              </w:rPr>
-              <w:t xml:space="preserve">Say your idea to a partner or quietly to yourself before you write.</w:t>
-            </w:r>
-          </w:p>
-          <w:p>
-            <w:pPr>
-              <w:spacing w:after="60"/>
-            </w:pPr>
-            <w:r>
-              <w:rPr>
-                <w:color w:val="1A2733"/>
-                <w:sz w:val="21"/>
-                <w:szCs w:val="21"/>
-              </w:rPr>
-              <w:t xml:space="preserve">The detective used an open circle because ___ means 12 is ___ included, so possible values are numbers ___ than 12.</w:t>
-            </w:r>
             <w:r>
               <w:rPr>
                 <w:i/>
@@ -2152,7 +1773,7 @@
                 <w:szCs w:val="19"/>
               </w:rPr>
               <w:br/>
-              <w:t xml:space="preserve">Di tu respuesta primero: Mi respuesta es ___ porque ___.</w:t>
+              <w:t xml:space="preserve">¿Por qué usó la detective un círculo abierto en vez de uno cerrado? ¿Qué valores de p son posibles?</w:t>
             </w:r>
           </w:p>
         </w:tc>
@@ -2160,28 +1781,192 @@
     </w:tbl>
     <w:p>
       <w:pPr>
-        <w:pStyle w:val="Heading2"/>
-        <w:spacing w:after="80" w:before="180"/>
-      </w:pPr>
-      <w:r>
-        <w:rPr>
-          <w:b/>
-          <w:bCs/>
-          <w:color w:val="12355B"/>
-          <w:sz w:val="24"/>
-          <w:szCs w:val="24"/>
-        </w:rPr>
-        <w:t xml:space="preserve">3. Build Your Explanation</w:t>
-      </w:r>
+        <w:spacing w:after="100"/>
+      </w:pPr>
       <w:r>
         <w:rPr>
           <w:i/>
           <w:iCs/>
-          <w:color w:val="B97A12"/>
+          <w:color w:val="5F6F80"/>
           <w:sz w:val="19"/>
           <w:szCs w:val="19"/>
         </w:rPr>
-        <w:t xml:space="preserve">   choose your support</w:t>
+        <w:t xml:space="preserve">Say your answer to a partner first. Then write it, using at least two of these words:</w:t>
+      </w:r>
+    </w:p>
+    <w:p>
+      <w:pPr>
+        <w:spacing w:after="40"/>
+      </w:pPr>
+      <w:r>
+        <w:rPr>
+          <w:b/>
+          <w:bCs/>
+          <w:color w:val="1FA6A2"/>
+          <w:sz w:val="22"/>
+          <w:szCs w:val="22"/>
+        </w:rPr>
+        <w:t xml:space="preserve">☐  </w:t>
+      </w:r>
+      <w:r>
+        <w:rPr>
+          <w:b/>
+          <w:bCs/>
+          <w:color w:val="12355B"/>
+          <w:sz w:val="20"/>
+          <w:szCs w:val="20"/>
+        </w:rPr>
+        <w:t xml:space="preserve">Number line</w:t>
+      </w:r>
+      <w:r>
+        <w:rPr>
+          <w:i/>
+          <w:iCs/>
+          <w:color w:val="5F6F80"/>
+          <w:sz w:val="18"/>
+          <w:szCs w:val="18"/>
+        </w:rPr>
+        <w:t xml:space="preserve">  ·  Recta numérica</w:t>
+      </w:r>
+    </w:p>
+    <w:p>
+      <w:pPr>
+        <w:spacing w:after="40"/>
+      </w:pPr>
+      <w:r>
+        <w:rPr>
+          <w:b/>
+          <w:bCs/>
+          <w:color w:val="1FA6A2"/>
+          <w:sz w:val="22"/>
+          <w:szCs w:val="22"/>
+        </w:rPr>
+        <w:t xml:space="preserve">☐  </w:t>
+      </w:r>
+      <w:r>
+        <w:rPr>
+          <w:b/>
+          <w:bCs/>
+          <w:color w:val="12355B"/>
+          <w:sz w:val="20"/>
+          <w:szCs w:val="20"/>
+        </w:rPr>
+        <w:t xml:space="preserve">Open circle</w:t>
+      </w:r>
+      <w:r>
+        <w:rPr>
+          <w:i/>
+          <w:iCs/>
+          <w:color w:val="5F6F80"/>
+          <w:sz w:val="18"/>
+          <w:szCs w:val="18"/>
+        </w:rPr>
+        <w:t xml:space="preserve">  ·  Círculo abierto</w:t>
+      </w:r>
+    </w:p>
+    <w:p>
+      <w:pPr>
+        <w:spacing w:after="40"/>
+      </w:pPr>
+      <w:r>
+        <w:rPr>
+          <w:b/>
+          <w:bCs/>
+          <w:color w:val="1FA6A2"/>
+          <w:sz w:val="22"/>
+          <w:szCs w:val="22"/>
+        </w:rPr>
+        <w:t xml:space="preserve">☐  </w:t>
+      </w:r>
+      <w:r>
+        <w:rPr>
+          <w:b/>
+          <w:bCs/>
+          <w:color w:val="12355B"/>
+          <w:sz w:val="20"/>
+          <w:szCs w:val="20"/>
+        </w:rPr>
+        <w:t xml:space="preserve">Closed circle</w:t>
+      </w:r>
+      <w:r>
+        <w:rPr>
+          <w:i/>
+          <w:iCs/>
+          <w:color w:val="5F6F80"/>
+          <w:sz w:val="18"/>
+          <w:szCs w:val="18"/>
+        </w:rPr>
+        <w:t xml:space="preserve">  ·  Círculo cerrado</w:t>
+      </w:r>
+    </w:p>
+    <w:p>
+      <w:pPr>
+        <w:spacing w:after="40"/>
+      </w:pPr>
+      <w:r>
+        <w:rPr>
+          <w:b/>
+          <w:bCs/>
+          <w:color w:val="1FA6A2"/>
+          <w:sz w:val="22"/>
+          <w:szCs w:val="22"/>
+        </w:rPr>
+        <w:t xml:space="preserve">☐  </w:t>
+      </w:r>
+      <w:r>
+        <w:rPr>
+          <w:b/>
+          <w:bCs/>
+          <w:color w:val="12355B"/>
+          <w:sz w:val="20"/>
+          <w:szCs w:val="20"/>
+        </w:rPr>
+        <w:t xml:space="preserve">Solution set</w:t>
+      </w:r>
+      <w:r>
+        <w:rPr>
+          <w:i/>
+          <w:iCs/>
+          <w:color w:val="5F6F80"/>
+          <w:sz w:val="18"/>
+          <w:szCs w:val="18"/>
+        </w:rPr>
+        <w:t xml:space="preserve">  ·  Conjunto solución</w:t>
+      </w:r>
+    </w:p>
+    <w:p>
+      <w:pPr>
+        <w:spacing w:after="40"/>
+      </w:pPr>
+      <w:r>
+        <w:rPr>
+          <w:b/>
+          <w:bCs/>
+          <w:color w:val="1FA6A2"/>
+          <w:sz w:val="22"/>
+          <w:szCs w:val="22"/>
+        </w:rPr>
+        <w:t xml:space="preserve">☐  </w:t>
+      </w:r>
+      <w:r>
+        <w:rPr>
+          <w:b/>
+          <w:bCs/>
+          <w:color w:val="12355B"/>
+          <w:sz w:val="20"/>
+          <w:szCs w:val="20"/>
+        </w:rPr>
+        <w:t xml:space="preserve">Inequality</w:t>
+      </w:r>
+      <w:r>
+        <w:rPr>
+          <w:i/>
+          <w:iCs/>
+          <w:color w:val="5F6F80"/>
+          <w:sz w:val="18"/>
+          <w:szCs w:val="18"/>
+        </w:rPr>
+        <w:t xml:space="preserve">  ·  Desigualdad</w:t>
       </w:r>
     </w:p>
     <w:tbl>
@@ -2212,21 +1997,6 @@
           </w:tcPr>
           <w:p>
             <w:pPr>
-              <w:spacing w:after="50"/>
-            </w:pPr>
-            <w:r>
-              <w:rPr>
-                <w:i/>
-                <w:iCs/>
-                <w:color w:val="5F6F80"/>
-                <w:sz w:val="19"/>
-                <w:szCs w:val="19"/>
-              </w:rPr>
-              <w:t xml:space="preserve">This model shows the parts of an explanation. It does not answer your writing question.</w:t>
-            </w:r>
-          </w:p>
-          <w:p>
-            <w:pPr>
               <w:spacing w:after="80"/>
             </w:pPr>
             <w:r>
@@ -2237,58 +2007,14 @@
                 <w:sz w:val="19"/>
                 <w:szCs w:val="19"/>
               </w:rPr>
-              <w:t xml:space="preserve">Claim:  </w:t>
+              <w:t xml:space="preserve">Model:  </w:t>
             </w:r>
             <w:r>
               <w:rPr>
                 <w:sz w:val="19"/>
                 <w:szCs w:val="19"/>
               </w:rPr>
-              <w:t xml:space="preserve">Because 2:00 itself counts, I use a closed circle at 2.</w:t>
-            </w:r>
-          </w:p>
-          <w:p>
-            <w:pPr>
-              <w:spacing w:after="80"/>
-            </w:pPr>
-            <w:r>
-              <w:rPr>
-                <w:b/>
-                <w:bCs/>
-                <w:color w:val="12355B"/>
-                <w:sz w:val="19"/>
-                <w:szCs w:val="19"/>
-              </w:rPr>
-              <w:t xml:space="preserve">Evidence:  </w:t>
-            </w:r>
-            <w:r>
-              <w:rPr>
-                <w:sz w:val="19"/>
-                <w:szCs w:val="19"/>
-              </w:rPr>
-              <w:t xml:space="preserve">Students choose a closed circle at 2 (because 'no earlier than' includes 2) and shade to the right since later times satisfy t ≥ 2.</w:t>
-            </w:r>
-          </w:p>
-          <w:p>
-            <w:pPr>
-              <w:spacing w:after="80"/>
-            </w:pPr>
-            <w:r>
-              <w:rPr>
-                <w:b/>
-                <w:bCs/>
-                <w:color w:val="12355B"/>
-                <w:sz w:val="19"/>
-                <w:szCs w:val="19"/>
-              </w:rPr>
-              <w:t xml:space="preserve">Reasoning:  </w:t>
-            </w:r>
-            <w:r>
-              <w:rPr>
-                <w:sz w:val="19"/>
-                <w:szCs w:val="19"/>
-              </w:rPr>
-              <w:t xml:space="preserve">This evidence connects the definition of graph inequalities to the mathematical claim.</w:t>
+              <w:t xml:space="preserve">Because 2:00 itself counts, I use a closed circle at 2. — Students choose a closed circle at 2 (because 'no earlier than' includes 2) and shade to the right since later times satisfy t ≥ 2.</w:t>
             </w:r>
           </w:p>
         </w:tc>
@@ -2367,7 +2093,7 @@
           <w:sz w:val="21"/>
           <w:szCs w:val="21"/>
         </w:rPr>
-        <w:t xml:space="preserve">My answer is ___.</w:t>
+        <w:t xml:space="preserve">My answer is ___ because ___.</w:t>
       </w:r>
       <w:r>
         <w:rPr>
@@ -2378,7 +2104,7 @@
           <w:szCs w:val="19"/>
         </w:rPr>
         <w:br/>
-        <w:t xml:space="preserve">Mi respuesta es ___.</w:t>
+        <w:t xml:space="preserve">Mi respuesta es ___ porque ___.</w:t>
       </w:r>
     </w:p>
     <w:tbl>
@@ -2518,7 +2244,7 @@
           <w:sz w:val="21"/>
           <w:szCs w:val="21"/>
         </w:rPr>
-        <w:t xml:space="preserve">I know because ___.</w:t>
+        <w:t xml:space="preserve">My evidence is ___, so ___.</w:t>
       </w:r>
       <w:r>
         <w:rPr>
@@ -2529,31 +2255,7 @@
           <w:szCs w:val="19"/>
         </w:rPr>
         <w:br/>
-        <w:t xml:space="preserve">Lo sé porque ___.</w:t>
-      </w:r>
-    </w:p>
-    <w:p>
-      <w:pPr>
-        <w:spacing w:after="60"/>
-      </w:pPr>
-      <w:r>
-        <w:rPr>
-          <w:color w:val="1A2733"/>
-          <w:sz w:val="21"/>
-          <w:szCs w:val="21"/>
-        </w:rPr>
-        <w:t xml:space="preserve">So ___.</w:t>
-      </w:r>
-      <w:r>
-        <w:rPr>
-          <w:i/>
-          <w:iCs/>
-          <w:color w:val="5F6F80"/>
-          <w:sz w:val="19"/>
-          <w:szCs w:val="19"/>
-        </w:rPr>
-        <w:br/>
-        <w:t xml:space="preserve">Entonces ___.</w:t>
+        <w:t xml:space="preserve">Mi evidencia es ___, entonces ___.</w:t>
       </w:r>
     </w:p>
     <w:tbl>
@@ -2659,78 +2361,6 @@
         <w:t xml:space="preserve">Escribe una afirmación, da evidencia matemática y explica tu razonamiento.</w:t>
       </w:r>
     </w:p>
-    <w:p>
-      <w:pPr>
-        <w:spacing w:after="60"/>
-      </w:pPr>
-      <w:r>
-        <w:rPr>
-          <w:color w:val="1A2733"/>
-          <w:sz w:val="21"/>
-          <w:szCs w:val="21"/>
-        </w:rPr>
-        <w:t xml:space="preserve">My claim is ___.</w:t>
-      </w:r>
-      <w:r>
-        <w:rPr>
-          <w:i/>
-          <w:iCs/>
-          <w:color w:val="5F6F80"/>
-          <w:sz w:val="19"/>
-          <w:szCs w:val="19"/>
-        </w:rPr>
-        <w:br/>
-        <w:t xml:space="preserve">Mi afirmación es ___.</w:t>
-      </w:r>
-    </w:p>
-    <w:p>
-      <w:pPr>
-        <w:spacing w:after="60"/>
-      </w:pPr>
-      <w:r>
-        <w:rPr>
-          <w:color w:val="1A2733"/>
-          <w:sz w:val="21"/>
-          <w:szCs w:val="21"/>
-        </w:rPr>
-        <w:t xml:space="preserve">My math evidence is ___.</w:t>
-      </w:r>
-      <w:r>
-        <w:rPr>
-          <w:i/>
-          <w:iCs/>
-          <w:color w:val="5F6F80"/>
-          <w:sz w:val="19"/>
-          <w:szCs w:val="19"/>
-        </w:rPr>
-        <w:br/>
-        <w:t xml:space="preserve">Mi evidencia matemática es ___.</w:t>
-      </w:r>
-    </w:p>
-    <w:p>
-      <w:pPr>
-        <w:spacing w:after="60"/>
-      </w:pPr>
-      <w:r>
-        <w:rPr>
-          <w:color w:val="1A2733"/>
-          <w:sz w:val="21"/>
-          <w:szCs w:val="21"/>
-        </w:rPr>
-        <w:t xml:space="preserve">This proves ___ because ___.</w:t>
-      </w:r>
-      <w:r>
-        <w:rPr>
-          <w:i/>
-          <w:iCs/>
-          <w:color w:val="5F6F80"/>
-          <w:sz w:val="19"/>
-          <w:szCs w:val="19"/>
-        </w:rPr>
-        <w:br/>
-        <w:t xml:space="preserve">Esto demuestra ___ porque ___.</w:t>
-      </w:r>
-    </w:p>
     <w:tbl>
       <w:tblPr>
         <w:tblW w:type="pct" w:w="100%"/>
@@ -2813,7 +2443,7 @@
           <w:sz w:val="24"/>
           <w:szCs w:val="24"/>
         </w:rPr>
-        <w:t xml:space="preserve">4. Check Your Explanation</w:t>
+        <w:t xml:space="preserve">Check Your Explanation</w:t>
       </w:r>
       <w:r>
         <w:rPr>
@@ -2823,7 +2453,7 @@
           <w:sz w:val="19"/>
           <w:szCs w:val="19"/>
         </w:rPr>
-        <w:t xml:space="preserve">   five quick checks</w:t>
+        <w:t xml:space="preserve">   three quick checks</w:t>
       </w:r>
     </w:p>
     <w:p>
@@ -2847,17 +2477,6 @@
         </w:rPr>
         <w:t xml:space="preserve">I answered the question.</w:t>
       </w:r>
-      <w:r>
-        <w:rPr>
-          <w:i/>
-          <w:iCs/>
-          <w:color w:val="5F6F80"/>
-          <w:sz w:val="18"/>
-          <w:szCs w:val="18"/>
-        </w:rPr>
-        <w:br/>
-        <w:t xml:space="preserve">Respondí la pregunta.</w:t>
-      </w:r>
     </w:p>
     <w:p>
       <w:pPr>
@@ -2878,18 +2497,7 @@
           <w:sz w:val="20"/>
           <w:szCs w:val="20"/>
         </w:rPr>
-        <w:t xml:space="preserve">I used math evidence: numbers, an equation, a model, or a comparison.</w:t>
-      </w:r>
-      <w:r>
-        <w:rPr>
-          <w:i/>
-          <w:iCs/>
-          <w:color w:val="5F6F80"/>
-          <w:sz w:val="18"/>
-          <w:szCs w:val="18"/>
-        </w:rPr>
-        <w:br/>
-        <w:t xml:space="preserve">Usé evidencia matemática: números, una ecuación, un modelo o una comparación.</w:t>
+        <w:t xml:space="preserve">I used math evidence: numbers, an equation, or a model.</w:t>
       </w:r>
     </w:p>
     <w:p>
@@ -2911,84 +2519,7 @@
           <w:sz w:val="20"/>
           <w:szCs w:val="20"/>
         </w:rPr>
-        <w:t xml:space="preserve">I explained how the evidence proves my answer.</w:t>
-      </w:r>
-      <w:r>
-        <w:rPr>
-          <w:i/>
-          <w:iCs/>
-          <w:color w:val="5F6F80"/>
-          <w:sz w:val="18"/>
-          <w:szCs w:val="18"/>
-        </w:rPr>
-        <w:br/>
-        <w:t xml:space="preserve">Expliqué cómo la evidencia demuestra mi respuesta.</w:t>
-      </w:r>
-    </w:p>
-    <w:p>
-      <w:pPr>
-        <w:spacing w:after="80"/>
-      </w:pPr>
-      <w:r>
-        <w:rPr>
-          <w:b/>
-          <w:bCs/>
-          <w:color w:val="1FA6A2"/>
-          <w:sz w:val="22"/>
-          <w:szCs w:val="22"/>
-        </w:rPr>
-        <w:t xml:space="preserve">☐  </w:t>
-      </w:r>
-      <w:r>
-        <w:rPr>
-          <w:sz w:val="20"/>
-          <w:szCs w:val="20"/>
-        </w:rPr>
         <w:t xml:space="preserve">I used at least two math words.</w:t>
-      </w:r>
-      <w:r>
-        <w:rPr>
-          <w:i/>
-          <w:iCs/>
-          <w:color w:val="5F6F80"/>
-          <w:sz w:val="18"/>
-          <w:szCs w:val="18"/>
-        </w:rPr>
-        <w:br/>
-        <w:t xml:space="preserve">Usé por lo menos dos palabras matemáticas.</w:t>
-      </w:r>
-    </w:p>
-    <w:p>
-      <w:pPr>
-        <w:spacing w:after="80"/>
-      </w:pPr>
-      <w:r>
-        <w:rPr>
-          <w:b/>
-          <w:bCs/>
-          <w:color w:val="1FA6A2"/>
-          <w:sz w:val="22"/>
-          <w:szCs w:val="22"/>
-        </w:rPr>
-        <w:t xml:space="preserve">☐  </w:t>
-      </w:r>
-      <w:r>
-        <w:rPr>
-          <w:sz w:val="20"/>
-          <w:szCs w:val="20"/>
-        </w:rPr>
-        <w:t xml:space="preserve">I reread complete sentences and punctuation.</w:t>
-      </w:r>
-      <w:r>
-        <w:rPr>
-          <w:i/>
-          <w:iCs/>
-          <w:color w:val="5F6F80"/>
-          <w:sz w:val="18"/>
-          <w:szCs w:val="18"/>
-        </w:rPr>
-        <w:br/>
-        <w:t xml:space="preserve">Volví a leer mis oraciones completas y la puntuación.</w:t>
       </w:r>
     </w:p>
     <w:p>
@@ -5179,7 +4710,7 @@
           <w:sz w:val="20"/>
           <w:szCs w:val="20"/>
         </w:rPr>
-        <w:t xml:space="preserve">☐  I answered the question.</w:t>
+        <w:t xml:space="preserve">☐  The answer to the math question is correct.</w:t>
       </w:r>
     </w:p>
     <w:p>
@@ -5191,7 +4722,7 @@
           <w:sz w:val="20"/>
           <w:szCs w:val="20"/>
         </w:rPr>
-        <w:t xml:space="preserve">☐  I used math evidence: numbers, an equation, a model, or a comparison.</w:t>
+        <w:t xml:space="preserve">☐  The evidence is real lesson mathematics (numbers, equation, or model), not restated claim.</w:t>
       </w:r>
     </w:p>
     <w:p>
@@ -5203,31 +4734,7 @@
           <w:sz w:val="20"/>
           <w:szCs w:val="20"/>
         </w:rPr>
-        <w:t xml:space="preserve">☐  I explained how the evidence proves my answer.</w:t>
-      </w:r>
-    </w:p>
-    <w:p>
-      <w:pPr>
-        <w:spacing w:after="80"/>
-      </w:pPr>
-      <w:r>
-        <w:rPr>
-          <w:sz w:val="20"/>
-          <w:szCs w:val="20"/>
-        </w:rPr>
-        <w:t xml:space="preserve">☐  I used at least two math words.</w:t>
-      </w:r>
-    </w:p>
-    <w:p>
-      <w:pPr>
-        <w:spacing w:after="80"/>
-      </w:pPr>
-      <w:r>
-        <w:rPr>
-          <w:sz w:val="20"/>
-          <w:szCs w:val="20"/>
-        </w:rPr>
-        <w:t xml:space="preserve">☐  I reread complete sentences and punctuation.</w:t>
+        <w:t xml:space="preserve">☐  The support level changed the language scaffolding, never the mathematical expectation.</w:t>
       </w:r>
     </w:p>
     <w:sectPr>
